--- a/journal/word/main.docx
+++ b/journal/word/main.docx
@@ -889,7 +889,7 @@
         </w:numPr>
       </w:pPr>
       <w:r>
-        <w:t xml:space="preserve">We define twelve evaluation axes (B-1 through B-12) covering</w:t>
+        <w:t xml:space="preserve">We define twelve evaluation axes (F-1 through F-12) covering</w:t>
       </w:r>
       <w:r>
         <w:t xml:space="preserve"> </w:t>
@@ -1520,7 +1520,7 @@
         <w:t xml:space="preserve"> </w:t>
       </w:r>
       <w:r>
-        <w:t xml:space="preserve">methodological details of each axis (B-1 through B-12).</w:t>
+        <w:t xml:space="preserve">methodological details of each axis (F-1 through F-12).</w:t>
       </w:r>
       <w:r>
         <w:t xml:space="preserve"> </w:t>
@@ -3244,7 +3244,7 @@
               <w:jc w:val="left"/>
             </w:pPr>
             <w:r>
-              <w:t xml:space="preserve">B-1</w:t>
+              <w:t xml:space="preserve">F-1</w:t>
             </w:r>
           </w:p>
         </w:tc>
@@ -3329,7 +3329,7 @@
               <w:jc w:val="left"/>
             </w:pPr>
             <w:r>
-              <w:t xml:space="preserve">B-2</w:t>
+              <w:t xml:space="preserve">F-2</w:t>
             </w:r>
           </w:p>
         </w:tc>
@@ -3435,7 +3435,7 @@
               <w:jc w:val="left"/>
             </w:pPr>
             <w:r>
-              <w:t xml:space="preserve">B-3</w:t>
+              <w:t xml:space="preserve">F-3</w:t>
             </w:r>
           </w:p>
         </w:tc>
@@ -3514,7 +3514,7 @@
               <w:jc w:val="left"/>
             </w:pPr>
             <w:r>
-              <w:t xml:space="preserve">B-4</w:t>
+              <w:t xml:space="preserve">F-4</w:t>
             </w:r>
           </w:p>
         </w:tc>
@@ -3590,7 +3590,7 @@
               <w:jc w:val="left"/>
             </w:pPr>
             <w:r>
-              <w:t xml:space="preserve">B-5</w:t>
+              <w:t xml:space="preserve">F-5</w:t>
             </w:r>
           </w:p>
         </w:tc>
@@ -3658,7 +3658,7 @@
               <w:jc w:val="left"/>
             </w:pPr>
             <w:r>
-              <w:t xml:space="preserve">B-6</w:t>
+              <w:t xml:space="preserve">F-6</w:t>
             </w:r>
           </w:p>
         </w:tc>
@@ -3726,7 +3726,7 @@
               <w:jc w:val="left"/>
             </w:pPr>
             <w:r>
-              <w:t xml:space="preserve">B-7</w:t>
+              <w:t xml:space="preserve">F-7</w:t>
             </w:r>
           </w:p>
         </w:tc>
@@ -3811,7 +3811,7 @@
               <w:jc w:val="left"/>
             </w:pPr>
             <w:r>
-              <w:t xml:space="preserve">B-8</w:t>
+              <w:t xml:space="preserve">F-8</w:t>
             </w:r>
           </w:p>
         </w:tc>
@@ -3882,7 +3882,7 @@
               <w:jc w:val="left"/>
             </w:pPr>
             <w:r>
-              <w:t xml:space="preserve">same as B-5</w:t>
+              <w:t xml:space="preserve">same as F-5</w:t>
             </w:r>
           </w:p>
         </w:tc>
@@ -3896,7 +3896,7 @@
               <w:jc w:val="left"/>
             </w:pPr>
             <w:r>
-              <w:t xml:space="preserve">B-9</w:t>
+              <w:t xml:space="preserve">F-9</w:t>
             </w:r>
           </w:p>
         </w:tc>
@@ -3964,7 +3964,7 @@
               <w:jc w:val="left"/>
             </w:pPr>
             <w:r>
-              <w:t xml:space="preserve">B-10</w:t>
+              <w:t xml:space="preserve">F-10</w:t>
             </w:r>
           </w:p>
         </w:tc>
@@ -4032,7 +4032,7 @@
               <w:jc w:val="left"/>
             </w:pPr>
             <w:r>
-              <w:t xml:space="preserve">B-11</w:t>
+              <w:t xml:space="preserve">F-11</w:t>
             </w:r>
           </w:p>
         </w:tc>
@@ -4116,7 +4116,7 @@
               <w:jc w:val="left"/>
             </w:pPr>
             <w:r>
-              <w:t xml:space="preserve">B-12</w:t>
+              <w:t xml:space="preserve">F-12</w:t>
             </w:r>
           </w:p>
         </w:tc>
@@ -4193,7 +4193,7 @@
         <w:pStyle w:val="Heading2"/>
       </w:pPr>
       <w:r>
-        <w:t xml:space="preserve">B-1: hierarchical Bayesian classification</w:t>
+        <w:t xml:space="preserve">F-1: hierarchical Bayesian classification</w:t>
       </w:r>
     </w:p>
     <w:p>
@@ -5018,13 +5018,13 @@
       </w:r>
     </w:p>
     <w:bookmarkEnd w:id="23"/>
-    <w:bookmarkStart w:id="24" w:name="b-2-topicword-coherence"/>
+    <w:bookmarkStart w:id="24" w:name="f-2-topicword-coherence"/>
     <w:p>
       <w:pPr>
         <w:pStyle w:val="Heading2"/>
       </w:pPr>
       <w:r>
-        <w:t xml:space="preserve">B-2: topic–word coherence</w:t>
+        <w:t xml:space="preserve">F-2: topic–word coherence</w:t>
       </w:r>
     </w:p>
     <w:p>
@@ -5150,13 +5150,13 @@
       </w:r>
     </w:p>
     <w:bookmarkEnd w:id="24"/>
-    <w:bookmarkStart w:id="25" w:name="b-3-seed-stability"/>
+    <w:bookmarkStart w:id="25" w:name="f-3-seed-stability"/>
     <w:p>
       <w:pPr>
         <w:pStyle w:val="Heading2"/>
       </w:pPr>
       <w:r>
-        <w:t xml:space="preserve">B-3: seed stability</w:t>
+        <w:t xml:space="preserve">F-3: seed stability</w:t>
       </w:r>
     </w:p>
     <w:p>
@@ -5406,13 +5406,13 @@
       </w:r>
     </w:p>
     <w:bookmarkEnd w:id="25"/>
-    <w:bookmarkStart w:id="26" w:name="b-4-capacity-sensitivity"/>
+    <w:bookmarkStart w:id="26" w:name="f-4-capacity-sensitivity"/>
     <w:p>
       <w:pPr>
         <w:pStyle w:val="Heading2"/>
       </w:pPr>
       <w:r>
-        <w:t xml:space="preserve">B-4: capacity sensitivity</w:t>
+        <w:t xml:space="preserve">F-4: capacity sensitivity</w:t>
       </w:r>
     </w:p>
     <w:p>
@@ -5637,13 +5637,13 @@
       </w:r>
     </w:p>
     <w:bookmarkEnd w:id="26"/>
-    <w:bookmarkStart w:id="27" w:name="b-5-band-mask-robustness"/>
+    <w:bookmarkStart w:id="27" w:name="f-5-band-mask-robustness"/>
     <w:p>
       <w:pPr>
         <w:pStyle w:val="Heading2"/>
       </w:pPr>
       <w:r>
-        <w:t xml:space="preserve">B-5: band-mask robustness</w:t>
+        <w:t xml:space="preserve">F-5: band-mask robustness</w:t>
       </w:r>
     </w:p>
     <w:p>
@@ -6190,13 +6190,13 @@
       </w:r>
     </w:p>
     <w:bookmarkEnd w:id="27"/>
-    <w:bookmarkStart w:id="28" w:name="b-6-cross-method-agreement"/>
+    <w:bookmarkStart w:id="28" w:name="f-6-cross-method-agreement"/>
     <w:p>
       <w:pPr>
         <w:pStyle w:val="Heading2"/>
       </w:pPr>
       <w:r>
-        <w:t xml:space="preserve">B-6: cross-method agreement</w:t>
+        <w:t xml:space="preserve">F-6: cross-method agreement</w:t>
       </w:r>
     </w:p>
     <w:p>
@@ -6392,13 +6392,13 @@
       </w:r>
     </w:p>
     <w:bookmarkEnd w:id="28"/>
-    <w:bookmarkStart w:id="29" w:name="b-7-topiclabel-coupling"/>
+    <w:bookmarkStart w:id="29" w:name="f-7-topiclabel-coupling"/>
     <w:p>
       <w:pPr>
         <w:pStyle w:val="Heading2"/>
       </w:pPr>
       <w:r>
-        <w:t xml:space="preserve">B-7: topic–label coupling</w:t>
+        <w:t xml:space="preserve">F-7: topic–label coupling</w:t>
       </w:r>
     </w:p>
     <w:p>
@@ -6721,13 +6721,13 @@
       </w:r>
     </w:p>
     <w:bookmarkEnd w:id="29"/>
-    <w:bookmarkStart w:id="30" w:name="X0fb93888389ef61f8faf0a551a1ed308d8aafba"/>
+    <w:bookmarkStart w:id="30" w:name="X93a27199878c2fecfd74a632e28f44d356f43f2"/>
     <w:p>
       <w:pPr>
         <w:pStyle w:val="Heading2"/>
       </w:pPr>
       <w:r>
-        <w:t xml:space="preserve">B-8: per-topic identity tracking under masks</w:t>
+        <w:t xml:space="preserve">F-8: per-topic identity tracking under masks</w:t>
       </w:r>
     </w:p>
     <w:p>
@@ -7299,13 +7299,13 @@
       </w:r>
     </w:p>
     <w:bookmarkEnd w:id="30"/>
-    <w:bookmarkStart w:id="31" w:name="b-9-hidsag-cross-preprocessing-stability"/>
+    <w:bookmarkStart w:id="31" w:name="f-9-hidsag-cross-preprocessing-stability"/>
     <w:p>
       <w:pPr>
         <w:pStyle w:val="Heading2"/>
       </w:pPr>
       <w:r>
-        <w:t xml:space="preserve">B-9: HIDSAG cross-preprocessing stability</w:t>
+        <w:t xml:space="preserve">F-9: HIDSAG cross-preprocessing stability</w:t>
       </w:r>
     </w:p>
     <w:p>
@@ -7347,13 +7347,13 @@
       </w:r>
     </w:p>
     <w:bookmarkEnd w:id="31"/>
-    <w:bookmarkStart w:id="32" w:name="b-10-cross-scene-topic-transfer"/>
+    <w:bookmarkStart w:id="32" w:name="f-10-cross-scene-topic-transfer"/>
     <w:p>
       <w:pPr>
         <w:pStyle w:val="Heading2"/>
       </w:pPr>
       <w:r>
-        <w:t xml:space="preserve">B-10: cross-scene topic transfer</w:t>
+        <w:t xml:space="preserve">F-10: cross-scene topic transfer</w:t>
       </w:r>
     </w:p>
     <w:p>
@@ -7489,13 +7489,13 @@
       </w:r>
     </w:p>
     <w:bookmarkEnd w:id="32"/>
-    <w:bookmarkStart w:id="33" w:name="b-11-ratedistortion-of-theta"/>
+    <w:bookmarkStart w:id="33" w:name="f-11-ratedistortion-of-theta"/>
     <w:p>
       <w:pPr>
         <w:pStyle w:val="Heading2"/>
       </w:pPr>
       <w:r>
-        <w:t xml:space="preserve">B-11: rate–distortion of</w:t>
+        <w:t xml:space="preserve">F-11: rate–distortion of</w:t>
       </w:r>
       <w:r>
         <w:t xml:space="preserve"> </w:t>
@@ -7685,13 +7685,13 @@
       </w:r>
     </w:p>
     <w:bookmarkEnd w:id="33"/>
-    <w:bookmarkStart w:id="34" w:name="b-12-external-baseline-comparison"/>
+    <w:bookmarkStart w:id="34" w:name="f-12-external-baseline-comparison"/>
     <w:p>
       <w:pPr>
         <w:pStyle w:val="Heading2"/>
       </w:pPr>
       <w:r>
-        <w:t xml:space="preserve">B-12: external baseline comparison</w:t>
+        <w:t xml:space="preserve">F-12: external baseline comparison</w:t>
       </w:r>
     </w:p>
     <w:p>
@@ -8509,46 +8509,64 @@
         <w:pStyle w:val="FirstParagraph"/>
       </w:pPr>
       <w:r>
-        <w:t xml:space="preserve">The Hyperspectral Industrial Database for the Study of Atmospheric and</w:t>
-      </w:r>
-      <w:r>
-        <w:t xml:space="preserve"> </w:t>
-      </w:r>
-      <w:r>
-        <w:t xml:space="preserve">Geological matter (HIDSAG</w:t>
-      </w:r>
-      <w:r>
-        <w:t xml:space="preserve"> </w:t>
-      </w:r>
-      <w:r>
-        <w:t xml:space="preserve">(Escalante et al., n.d.)</w:t>
-      </w:r>
-      <w:r>
-        <w:t xml:space="preserve">) is a curated</w:t>
-      </w:r>
-      <w:r>
-        <w:t xml:space="preserve"> </w:t>
-      </w:r>
-      <w:r>
-        <w:t xml:space="preserve">collection of point-spectrum measurements over mineralogical samples,</w:t>
-      </w:r>
-      <w:r>
-        <w:t xml:space="preserve"> </w:t>
-      </w:r>
-      <w:r>
-        <w:t xml:space="preserve">acquired with a SWIR-only sensor. Five thematic subsets are exposed</w:t>
-      </w:r>
-      <w:r>
-        <w:t xml:space="preserve"> </w:t>
-      </w:r>
-      <w:r>
-        <w:t xml:space="preserve">in the companion code repository: GEOMET (general metals), MINERAL1</w:t>
-      </w:r>
-      <w:r>
-        <w:t xml:space="preserve"> </w:t>
-      </w:r>
-      <w:r>
-        <w:t xml:space="preserve">(silicates), MINERAL2 (carbonates), GEOCHEM (geochemical groups), and</w:t>
+        <w:t xml:space="preserve">The Hyperspectral Image Database for Supervised Analysis in</w:t>
+      </w:r>
+      <w:r>
+        <w:t xml:space="preserve"> </w:t>
+      </w:r>
+      <w:r>
+        <w:t xml:space="preserve">Geometallurgy (HIDSAG</w:t>
+      </w:r>
+      <w:r>
+        <w:t xml:space="preserve"> </w:t>
+      </w:r>
+      <w:r>
+        <w:t xml:space="preserve">(Ehrenfeld et al. 2023; Ehrenfeld 2023)</w:t>
+      </w:r>
+      <w:r>
+        <w:t xml:space="preserve">) is a</w:t>
+      </w:r>
+      <w:r>
+        <w:t xml:space="preserve"> </w:t>
+      </w:r>
+      <w:r>
+        <w:t xml:space="preserve">curated collection of hyperspectral cubes over mineralogical samples,</w:t>
+      </w:r>
+      <w:r>
+        <w:t xml:space="preserve"> </w:t>
+      </w:r>
+      <w:r>
+        <w:t xml:space="preserve">acquired with VNIR and SWIR sensors and accompanied by mineralogical,</w:t>
+      </w:r>
+      <w:r>
+        <w:t xml:space="preserve"> </w:t>
+      </w:r>
+      <w:r>
+        <w:t xml:space="preserve">geochemical, and geometallurgical labels. Five thematic subsets are</w:t>
+      </w:r>
+      <w:r>
+        <w:t xml:space="preserve"> </w:t>
+      </w:r>
+      <w:r>
+        <w:t xml:space="preserve">exposed in the companion code repository: GEOMET (geometallurgical</w:t>
+      </w:r>
+      <w:r>
+        <w:t xml:space="preserve"> </w:t>
+      </w:r>
+      <w:r>
+        <w:t xml:space="preserve">recovery + comminution targets), MINERAL1 (silicates / sulfides),</w:t>
+      </w:r>
+      <w:r>
+        <w:t xml:space="preserve"> </w:t>
+      </w:r>
+      <w:r>
+        <w:t xml:space="preserve">MINERAL2 (high-sulfidation epithermal mineralogy), GEOCHEM (bulk</w:t>
+      </w:r>
+      <w:r>
+        <w:t xml:space="preserve"> </w:t>
+      </w:r>
+      <w:r>
+        <w:t xml:space="preserve">geochemistry), and</w:t>
       </w:r>
       <w:r>
         <w:t xml:space="preserve"> </w:t>
@@ -9034,7 +9052,7 @@
         <w:t xml:space="preserve"> </w:t>
       </w:r>
       <w:r>
-        <w:t xml:space="preserve">Bayesian classifier of B-1 uses NUTS with</w:t>
+        <w:t xml:space="preserve">Bayesian classifier of F-1 uses NUTS with</w:t>
       </w:r>
       <w:r>
         <w:t xml:space="preserve"> </w:t>
@@ -9088,7 +9106,7 @@
         <w:pStyle w:val="Heading2"/>
       </w:pPr>
       <w:r>
-        <w:t xml:space="preserve">B-1: classification under a hierarchical Bayesian model</w:t>
+        <w:t xml:space="preserve">F-1: classification under a hierarchical Bayesian model</w:t>
       </w:r>
     </w:p>
     <w:bookmarkStart w:id="43" w:name="fig:bayesian-method"/>
@@ -9099,7 +9117,7 @@
       <w:r>
         <w:drawing>
           <wp:inline>
-            <wp:extent cx="5334000" cy="2259541"/>
+            <wp:extent cx="5334000" cy="4000499"/>
             <wp:effectExtent b="0" l="0" r="0" t="0"/>
             <wp:docPr descr="" title="" id="41" name="Picture"/>
             <a:graphic>
@@ -9120,7 +9138,7 @@
                   <pic:spPr bwMode="auto">
                     <a:xfrm>
                       <a:off x="0" y="0"/>
-                      <a:ext cx="5334000" cy="2259541"/>
+                      <a:ext cx="5334000" cy="4000499"/>
                     </a:xfrm>
                     <a:prstGeom prst="rect">
                       <a:avLst/>
@@ -9144,7 +9162,7 @@
         <w:pStyle w:val="ImageCaption"/>
       </w:pPr>
       <w:r>
-        <w:t xml:space="preserve">B-1 method posteriors under a hierarchical Bayesian model</w:t>
+        <w:t xml:space="preserve">F-1 method posteriors under a hierarchical Bayesian model</w:t>
       </w:r>
       <w:r>
         <w:t xml:space="preserve"> </w:t>
@@ -9560,7 +9578,7 @@
         <w:pStyle w:val="TableCaption"/>
       </w:pPr>
       <w:r>
-        <w:t xml:space="preserve">B-1 method posteriors on the labelled-scene block (six scenes</w:t>
+        <w:t xml:space="preserve">F-1 method posteriors on the labelled-scene block (six scenes</w:t>
       </w:r>
       <w:r>
         <w:t xml:space="preserve"> </w:t>
@@ -9647,7 +9665,7 @@
         <w:tblStyle w:val="Table"/>
         <w:tblW w:type="auto" w:w="0"/>
         <w:tblLook w:firstRow="1" w:lastRow="0" w:firstColumn="0" w:lastColumn="0" w:noHBand="0" w:noVBand="0" w:val="0020"/>
-        <w:tblCaption w:val="B-1 method posteriors on the labelled-scene block (six scenes × five folds × five methods = 150 observations). Posterior mean \mu_m, std, 94% HDI low/high. Pairwise P[A &gt; B] probabilities are in the companion JSON artefact (cross_classification_bayesian.json)."/>
+        <w:tblCaption w:val="F-1 method posteriors on the labelled-scene block (six scenes × five folds × five methods = 150 observations). Posterior mean \mu_m, std, 94% HDI low/high. Pairwise P[A &gt; B] probabilities are in the companion JSON artefact (cross_classification_bayesian.json)."/>
       </w:tblPr>
       <w:tblGrid>
         <w:gridCol w:w="1584"/>
@@ -10282,7 +10300,7 @@
         <w:pStyle w:val="TableCaption"/>
       </w:pPr>
       <w:r>
-        <w:t xml:space="preserve">B-1 method posteriors on the HIDSAG block (five subsets ×</w:t>
+        <w:t xml:space="preserve">F-1 method posteriors on the HIDSAG block (five subsets ×</w:t>
       </w:r>
       <w:r>
         <w:t xml:space="preserve"> </w:t>
@@ -10296,7 +10314,7 @@
         <w:tblStyle w:val="Table"/>
         <w:tblW w:type="auto" w:w="0"/>
         <w:tblLook w:firstRow="1" w:lastRow="0" w:firstColumn="0" w:lastColumn="0" w:noHBand="0" w:noVBand="0" w:val="0020"/>
-        <w:tblCaption w:val="B-1 method posteriors on the HIDSAG block (five subsets × nineteen targets × five methods = 95 observations)."/>
+        <w:tblCaption w:val="F-1 method posteriors on the HIDSAG block (five subsets × nineteen targets × five methods = 95 observations)."/>
       </w:tblPr>
       <w:tblGrid>
         <w:gridCol w:w="1584"/>
@@ -10733,13 +10751,13 @@
     </w:tbl>
     <w:bookmarkEnd w:id="45"/>
     <w:bookmarkEnd w:id="46"/>
-    <w:bookmarkStart w:id="48" w:name="X1f79efe379b859f782ef82771e086a214680185"/>
+    <w:bookmarkStart w:id="48" w:name="Xc1e1a1ceff8c38b379d9e2e09801679abb76903"/>
     <w:p>
       <w:pPr>
         <w:pStyle w:val="Heading2"/>
       </w:pPr>
       <w:r>
-        <w:t xml:space="preserve">B-2 + B-3: coherence and seed stability of LDA, ProdLDA, ETM</w:t>
+        <w:t xml:space="preserve">F-2 + F-3: coherence and seed stability of LDA, ProdLDA, ETM</w:t>
       </w:r>
     </w:p>
     <w:p>
@@ -10829,7 +10847,7 @@
         <w:pStyle w:val="TableCaption"/>
       </w:pPr>
       <w:r>
-        <w:t xml:space="preserve">B-3 seed stability on Indian Pines,</w:t>
+        <w:t xml:space="preserve">F-3 seed stability on Indian Pines,</w:t>
       </w:r>
       <w:r>
         <w:t xml:space="preserve"> </w:t>
@@ -10907,7 +10925,7 @@
         <w:tblStyle w:val="Table"/>
         <w:tblW w:type="auto" w:w="0"/>
         <w:tblLook w:firstRow="1" w:lastRow="0" w:firstColumn="0" w:lastColumn="0" w:noHBand="0" w:noVBand="0" w:val="0020"/>
-        <w:tblCaption w:val="B-3 seed stability on Indian Pines, K=12, n_{\text{seeds}}=5. KMeans-on-\theta vs ground-truth label."/>
+        <w:tblCaption w:val="F-3 seed stability on Indian Pines, K=12, n_{\text{seeds}}=5. KMeans-on-\theta vs ground-truth label."/>
       </w:tblPr>
       <w:tblGrid>
         <w:gridCol w:w="1584"/>
@@ -11385,7 +11403,7 @@
         <w:pStyle w:val="Heading2"/>
       </w:pPr>
       <w:r>
-        <w:t xml:space="preserve">B-5: band-mask robustness</w:t>
+        <w:t xml:space="preserve">F-5: band-mask robustness</w:t>
       </w:r>
     </w:p>
     <w:bookmarkStart w:id="52" w:name="fig:paired-ari-heatmap"/>
@@ -11441,7 +11459,7 @@
         <w:pStyle w:val="ImageCaption"/>
       </w:pPr>
       <w:r>
-        <w:t xml:space="preserve">B-5 paired ARI heatmap across (scene, mask) tuples. KSC and</w:t>
+        <w:t xml:space="preserve">F-5 paired ARI heatmap across (scene, mask) tuples. KSC and</w:t>
       </w:r>
       <w:r>
         <w:t xml:space="preserve"> </w:t>
@@ -11547,7 +11565,7 @@
       <w:r>
         <w:drawing>
           <wp:inline>
-            <wp:extent cx="4572000" cy="3657600"/>
+            <wp:extent cx="5334000" cy="2592795"/>
             <wp:effectExtent b="0" l="0" r="0" t="0"/>
             <wp:docPr descr="" title="" id="54" name="Picture"/>
             <a:graphic>
@@ -11568,7 +11586,7 @@
                   <pic:spPr bwMode="auto">
                     <a:xfrm>
                       <a:off x="0" y="0"/>
-                      <a:ext cx="4572000" cy="3657600"/>
+                      <a:ext cx="5334000" cy="2592795"/>
                     </a:xfrm>
                     <a:prstGeom prst="rect">
                       <a:avLst/>
@@ -11592,7 +11610,7 @@
         <w:pStyle w:val="ImageCaption"/>
       </w:pPr>
       <w:r>
-        <w:t xml:space="preserve">B-8 Hungarian topic-id alignment on Salinas-A under SWIR-only</w:t>
+        <w:t xml:space="preserve">F-8 Hungarian topic-id alignment on Salinas-A under SWIR-only</w:t>
       </w:r>
       <w:r>
         <w:t xml:space="preserve"> </w:t>
@@ -12738,13 +12756,13 @@
       </w:tr>
     </w:tbl>
     <w:bookmarkEnd w:id="57"/>
-    <w:bookmarkStart w:id="58" w:name="b-6-cross-method-clustering-agreement"/>
+    <w:bookmarkStart w:id="58" w:name="f-6-cross-method-clustering-agreement"/>
     <w:p>
       <w:pPr>
         <w:pStyle w:val="Heading2"/>
       </w:pPr>
       <w:r>
-        <w:t xml:space="preserve">B-6: cross-method clustering agreement</w:t>
+        <w:t xml:space="preserve">F-6: cross-method clustering agreement</w:t>
       </w:r>
     </w:p>
     <w:p>
@@ -13644,13 +13662,13 @@
       </w:tr>
     </w:tbl>
     <w:bookmarkEnd w:id="58"/>
-    <w:bookmarkStart w:id="60" w:name="X32b5272209e86b53bfb67fbebba72e66fea5e1f"/>
+    <w:bookmarkStart w:id="60" w:name="Xac41ea385cdcc594014e37211af8a3133148ea1"/>
     <w:p>
       <w:pPr>
         <w:pStyle w:val="Heading2"/>
       </w:pPr>
       <w:r>
-        <w:t xml:space="preserve">B-7 + B-8: topic–label coupling and per-topic identity</w:t>
+        <w:t xml:space="preserve">F-7 + F-8: topic–label coupling and per-topic identity</w:t>
       </w:r>
     </w:p>
     <w:p>
@@ -13801,7 +13819,7 @@
         <w:pStyle w:val="TableCaption"/>
       </w:pPr>
       <w:r>
-        <w:t xml:space="preserve">B-7 topic–label coupling: per-topic KL mean and max on the</w:t>
+        <w:t xml:space="preserve">F-7 topic–label coupling: per-topic KL mean and max on the</w:t>
       </w:r>
       <w:r>
         <w:t xml:space="preserve"> </w:t>
@@ -13847,7 +13865,7 @@
         <w:tblStyle w:val="Table"/>
         <w:tblW w:type="auto" w:w="0"/>
         <w:tblLook w:firstRow="1" w:lastRow="0" w:firstColumn="0" w:lastColumn="0" w:noHBand="0" w:noVBand="0" w:val="0020"/>
-        <w:tblCaption w:val="B-7 topic–label coupling: per-topic KL mean and max on the canonical fit of each labelled scene. Higher values denote more sharply label-aligned topics; very high max values (KSC \approx 27.6 nats) reflect topic-label cells with near-zero shared support, a signature of an ill-identified topic."/>
+        <w:tblCaption w:val="F-7 topic–label coupling: per-topic KL mean and max on the canonical fit of each labelled scene. Higher values denote more sharply label-aligned topics; very high max values (KSC \approx 27.6 nats) reflect topic-label cells with near-zero shared support, a signature of an ill-identified topic."/>
       </w:tblPr>
       <w:tblGrid>
         <w:gridCol w:w="2640"/>
@@ -14126,13 +14144,13 @@
     </w:tbl>
     <w:bookmarkEnd w:id="59"/>
     <w:bookmarkEnd w:id="60"/>
-    <w:bookmarkStart w:id="61" w:name="Xecf50b335fa93eb405ac16c18707edadf1f67ee"/>
+    <w:bookmarkStart w:id="61" w:name="Xd1d532a534e6c3af75cae0fb712747e9ce6a8ff"/>
     <w:p>
       <w:pPr>
         <w:pStyle w:val="Heading2"/>
       </w:pPr>
       <w:r>
-        <w:t xml:space="preserve">Combining B-5 and B-1: band-fragile or label-recoverable?</w:t>
+        <w:t xml:space="preserve">Combining F-5 and F-1: band-fragile or label-recoverable?</w:t>
       </w:r>
     </w:p>
     <w:p>
@@ -14313,7 +14331,7 @@
         <w:t xml:space="preserve"> </w:t>
       </w:r>
       <w:r>
-        <w:t xml:space="preserve">axes B-1, B-2, B-3, B-5, B-7 for the labelled scenes. We argue this</w:t>
+        <w:t xml:space="preserve">axes F-1, F-2, F-3, F-5, F-7 for the labelled scenes. We argue this</w:t>
       </w:r>
       <w:r>
         <w:t xml:space="preserve"> </w:t>
@@ -14366,7 +14384,7 @@
               <w:jc w:val="center"/>
             </w:pPr>
             <w:r>
-              <w:t xml:space="preserve">B-1 (</w:t>
+              <w:t xml:space="preserve">F-1 (</w:t>
             </w:r>
             <m:oMath>
               <m:sSub>
@@ -14399,7 +14417,7 @@
               <w:jc w:val="center"/>
             </w:pPr>
             <w:r>
-              <w:t xml:space="preserve">B-2 (</w:t>
+              <w:t xml:space="preserve">F-2 (</w:t>
             </w:r>
             <m:oMath>
               <m:sSub>
@@ -14428,31 +14446,31 @@
               <w:jc w:val="center"/>
             </w:pPr>
             <w:r>
-              <w:t xml:space="preserve">B-3 (ARI 5-seed)</w:t>
-            </w:r>
-          </w:p>
-        </w:tc>
-        <w:tc>
-          <w:tcPr/>
-          <w:p>
-            <w:pPr>
-              <w:pStyle w:val="Compact"/>
-              <w:jc w:val="center"/>
-            </w:pPr>
-            <w:r>
-              <w:t xml:space="preserve">B-5 (max paired)</w:t>
-            </w:r>
-          </w:p>
-        </w:tc>
-        <w:tc>
-          <w:tcPr/>
-          <w:p>
-            <w:pPr>
-              <w:pStyle w:val="Compact"/>
-              <w:jc w:val="center"/>
-            </w:pPr>
-            <w:r>
-              <w:t xml:space="preserve">B-7 (KL nats)</w:t>
+              <w:t xml:space="preserve">F-3 (ARI 5-seed)</w:t>
+            </w:r>
+          </w:p>
+        </w:tc>
+        <w:tc>
+          <w:tcPr/>
+          <w:p>
+            <w:pPr>
+              <w:pStyle w:val="Compact"/>
+              <w:jc w:val="center"/>
+            </w:pPr>
+            <w:r>
+              <w:t xml:space="preserve">F-5 (max paired)</w:t>
+            </w:r>
+          </w:p>
+        </w:tc>
+        <w:tc>
+          <w:tcPr/>
+          <w:p>
+            <w:pPr>
+              <w:pStyle w:val="Compact"/>
+              <w:jc w:val="center"/>
+            </w:pPr>
+            <w:r>
+              <w:t xml:space="preserve">F-7 (KL nats)</w:t>
             </w:r>
           </w:p>
         </w:tc>
@@ -14944,7 +14962,7 @@
         <w:t xml:space="preserve"> </w:t>
       </w:r>
       <w:r>
-        <w:t xml:space="preserve">B-1 model pools over scenes (the per-scene effect</w:t>
+        <w:t xml:space="preserve">F-1 model pools over scenes (the per-scene effect</w:t>
       </w:r>
       <w:r>
         <w:t xml:space="preserve"> </w:t>
@@ -16100,7 +16118,7 @@
         </m:r>
       </m:oMath>
       <w:r>
-        <w:t xml:space="preserve">-sweep on B-4 but other axes are computed at the canonical</w:t>
+        <w:t xml:space="preserve">-sweep on F-4 but other axes are computed at the canonical</w:t>
       </w:r>
       <w:r>
         <w:t xml:space="preserve"> </w:t>
@@ -16181,7 +16199,7 @@
         <w:t xml:space="preserve"> </w:t>
       </w:r>
       <w:r>
-        <w:t xml:space="preserve">B-12’s external-baseline comparison uses literature OA numbers under</w:t>
+        <w:t xml:space="preserve">F-12’s external-baseline comparison uses literature OA numbers under</w:t>
       </w:r>
       <w:r>
         <w:t xml:space="preserve"> </w:t>
@@ -16408,7 +16426,7 @@
         <w:t xml:space="preserve"> </w:t>
       </w:r>
       <w:r>
-        <w:t xml:space="preserve">B-5 numbers above), the cross-method agreement matrices</w:t>
+        <w:t xml:space="preserve">F-5 numbers above), the cross-method agreement matrices</w:t>
       </w:r>
       <w:r>
         <w:t xml:space="preserve"> </w:t>
@@ -16590,7 +16608,7 @@
         <w:t xml:space="preserve"> </w:t>
       </w:r>
       <w:r>
-        <w:t xml:space="preserve">2026 submission focused on the B-5 band-mask diagnostic alone, also</w:t>
+        <w:t xml:space="preserve">2026 submission focused on the F-5 band-mask diagnostic alone, also</w:t>
       </w:r>
       <w:r>
         <w:t xml:space="preserve"> </w:t>
@@ -16959,7 +16977,7 @@
         <w:t xml:space="preserve"> </w:t>
       </w:r>
       <w:r>
-        <w:t xml:space="preserve">within-mask Fisher complement to B-5 that does not depend on the</w:t>
+        <w:t xml:space="preserve">within-mask Fisher complement to F-5 that does not depend on the</w:t>
       </w:r>
       <w:r>
         <w:t xml:space="preserve"> </w:t>
@@ -16969,7 +16987,7 @@
       </w:r>
     </w:p>
     <w:bookmarkEnd w:id="72"/>
-    <w:bookmarkStart w:id="139" w:name="acknowledgements"/>
+    <w:bookmarkStart w:id="142" w:name="acknowledgements"/>
     <w:p>
       <w:pPr>
         <w:pStyle w:val="Heading1"/>
@@ -17082,7 +17100,7 @@
         <w:t xml:space="preserve">whose work this study rests on.</w:t>
       </w:r>
     </w:p>
-    <w:bookmarkStart w:id="138" w:name="refs"/>
+    <w:bookmarkStart w:id="141" w:name="refs"/>
     <w:bookmarkStart w:id="74" w:name="ref-achanta2012slic"/>
     <w:p>
       <w:pPr>
@@ -17527,31 +17545,13 @@
       </w:r>
     </w:p>
     <w:bookmarkEnd w:id="86"/>
-    <w:bookmarkStart w:id="87" w:name="ref-escalante2018hidsag"/>
+    <w:bookmarkStart w:id="88" w:name="ref-hidsag2023figshare"/>
     <w:p>
       <w:pPr>
         <w:pStyle w:val="Bibliography"/>
       </w:pPr>
       <w:r>
-        <w:t xml:space="preserve">Escalante, F., A. Egana, and M. Maleki. n.d.</w:t>
-      </w:r>
-      <w:r>
-        <w:t xml:space="preserve"> </w:t>
-      </w:r>
-      <w:r>
-        <w:t xml:space="preserve">“The</w:t>
-      </w:r>
-      <w:r>
-        <w:t xml:space="preserve"> </w:t>
-      </w:r>
-      <w:r>
-        <w:t xml:space="preserve">HIDSAG</w:t>
-      </w:r>
-      <w:r>
-        <w:t xml:space="preserve"> </w:t>
-      </w:r>
-      <w:r>
-        <w:t xml:space="preserve">Database: A Comprehensive Hyperspectral Dataset for Geological Applications.”</w:t>
+        <w:t xml:space="preserve">Ehrenfeld, Alejandro. 2023.</w:t>
       </w:r>
       <w:r>
         <w:t xml:space="preserve"> </w:t>
@@ -17561,14 +17561,101 @@
           <w:i/>
           <w:iCs/>
         </w:rPr>
-        <w:t xml:space="preserve">Computers &amp; Geosciences</w:t>
-      </w:r>
+        <w:t xml:space="preserve">HIDSAG</w:t>
+      </w:r>
+      <w:r>
+        <w:rPr>
+          <w:i/>
+          <w:iCs/>
+        </w:rPr>
+        <w:t xml:space="preserve">: Hyperspectral Image Database for Supervised Analysis in Geometallurgy</w:t>
+      </w:r>
+      <w:r>
+        <w:t xml:space="preserve">. Figshare Collection,</w:t>
+      </w:r>
+      <w:r>
+        <w:t xml:space="preserve"> </w:t>
+      </w:r>
+      <w:hyperlink r:id="rId87">
+        <w:r>
+          <w:rPr>
+            <w:rStyle w:val="Hyperlink"/>
+          </w:rPr>
+          <w:t xml:space="preserve">https://doi.org/10.6084/m9.figshare.c.5983921.v1</w:t>
+        </w:r>
+      </w:hyperlink>
+      <w:r>
+        <w:t xml:space="preserve">; figshare.</w:t>
+      </w:r>
+      <w:r>
+        <w:t xml:space="preserve"> </w:t>
+      </w:r>
+      <w:hyperlink r:id="rId87">
+        <w:r>
+          <w:rPr>
+            <w:rStyle w:val="Hyperlink"/>
+          </w:rPr>
+          <w:t xml:space="preserve">https://doi.org/10.6084/m9.figshare.c.5983921.v1</w:t>
+        </w:r>
+      </w:hyperlink>
       <w:r>
         <w:t xml:space="preserve">.</w:t>
       </w:r>
     </w:p>
-    <w:bookmarkEnd w:id="87"/>
-    <w:bookmarkStart w:id="89" w:name="ref-felzenszwalb2004efficient"/>
+    <w:bookmarkEnd w:id="88"/>
+    <w:bookmarkStart w:id="90" w:name="ref-hidsag2023"/>
+    <w:p>
+      <w:pPr>
+        <w:pStyle w:val="Bibliography"/>
+      </w:pPr>
+      <w:r>
+        <w:t xml:space="preserve">Ehrenfeld, Alejandro, Álvaro F. Egaña, Felipe Santibañez-Leal, et al. 2023.</w:t>
+      </w:r>
+      <w:r>
+        <w:t xml:space="preserve"> </w:t>
+      </w:r>
+      <w:r>
+        <w:t xml:space="preserve">“</w:t>
+      </w:r>
+      <w:r>
+        <w:t xml:space="preserve">HIDSAG</w:t>
+      </w:r>
+      <w:r>
+        <w:t xml:space="preserve">: Hyperspectral Image Database for Supervised Analysis in Geometallurgy.”</w:t>
+      </w:r>
+      <w:r>
+        <w:t xml:space="preserve"> </w:t>
+      </w:r>
+      <w:r>
+        <w:rPr>
+          <w:i/>
+          <w:iCs/>
+        </w:rPr>
+        <w:t xml:space="preserve">Scientific Data</w:t>
+      </w:r>
+      <w:r>
+        <w:t xml:space="preserve"> </w:t>
+      </w:r>
+      <w:r>
+        <w:t xml:space="preserve">10 (1): 164.</w:t>
+      </w:r>
+      <w:r>
+        <w:t xml:space="preserve"> </w:t>
+      </w:r>
+      <w:hyperlink r:id="rId89">
+        <w:r>
+          <w:rPr>
+            <w:rStyle w:val="Hyperlink"/>
+          </w:rPr>
+          <w:t xml:space="preserve">https://doi.org/10.1038/s41597-023-02061-x</w:t>
+        </w:r>
+      </w:hyperlink>
+      <w:r>
+        <w:t xml:space="preserve">.</w:t>
+      </w:r>
+    </w:p>
+    <w:bookmarkEnd w:id="90"/>
+    <w:bookmarkStart w:id="92" w:name="ref-felzenszwalb2004efficient"/>
     <w:p>
       <w:pPr>
         <w:pStyle w:val="Bibliography"/>
@@ -17601,7 +17688,7 @@
       <w:r>
         <w:t xml:space="preserve"> </w:t>
       </w:r>
-      <w:hyperlink r:id="rId88">
+      <w:hyperlink r:id="rId91">
         <w:r>
           <w:rPr>
             <w:rStyle w:val="Hyperlink"/>
@@ -17613,8 +17700,8 @@
         <w:t xml:space="preserve">.</w:t>
       </w:r>
     </w:p>
-    <w:bookmarkEnd w:id="89"/>
-    <w:bookmarkStart w:id="91" w:name="ref-rosis_pavia"/>
+    <w:bookmarkEnd w:id="92"/>
+    <w:bookmarkStart w:id="94" w:name="ref-rosis_pavia"/>
     <w:p>
       <w:pPr>
         <w:pStyle w:val="Bibliography"/>
@@ -17680,7 +17767,7 @@
       <w:r>
         <w:t xml:space="preserve"> </w:t>
       </w:r>
-      <w:hyperlink r:id="rId90">
+      <w:hyperlink r:id="rId93">
         <w:r>
           <w:rPr>
             <w:rStyle w:val="Hyperlink"/>
@@ -17692,8 +17779,8 @@
         <w:t xml:space="preserve">.</w:t>
       </w:r>
     </w:p>
-    <w:bookmarkEnd w:id="91"/>
-    <w:bookmarkStart w:id="93" w:name="ref-harris2020numpy"/>
+    <w:bookmarkEnd w:id="94"/>
+    <w:bookmarkStart w:id="96" w:name="ref-harris2020numpy"/>
     <w:p>
       <w:pPr>
         <w:pStyle w:val="Bibliography"/>
@@ -17738,7 +17825,7 @@
       <w:r>
         <w:t xml:space="preserve"> </w:t>
       </w:r>
-      <w:hyperlink r:id="rId92">
+      <w:hyperlink r:id="rId95">
         <w:r>
           <w:rPr>
             <w:rStyle w:val="Hyperlink"/>
@@ -17750,8 +17837,8 @@
         <w:t xml:space="preserve">.</w:t>
       </w:r>
     </w:p>
-    <w:bookmarkEnd w:id="93"/>
-    <w:bookmarkStart w:id="95" w:name="ref-higgins2017betavae"/>
+    <w:bookmarkEnd w:id="96"/>
+    <w:bookmarkStart w:id="98" w:name="ref-higgins2017betavae"/>
     <w:p>
       <w:pPr>
         <w:pStyle w:val="Bibliography"/>
@@ -17787,7 +17874,7 @@
       <w:r>
         <w:t xml:space="preserve"> </w:t>
       </w:r>
-      <w:hyperlink r:id="rId94">
+      <w:hyperlink r:id="rId97">
         <w:r>
           <w:rPr>
             <w:rStyle w:val="Hyperlink"/>
@@ -17799,8 +17886,8 @@
         <w:t xml:space="preserve">.</w:t>
       </w:r>
     </w:p>
-    <w:bookmarkEnd w:id="95"/>
-    <w:bookmarkStart w:id="97" w:name="ref-hoffman2010online"/>
+    <w:bookmarkEnd w:id="98"/>
+    <w:bookmarkStart w:id="100" w:name="ref-hoffman2010online"/>
     <w:p>
       <w:pPr>
         <w:pStyle w:val="Bibliography"/>
@@ -17852,7 +17939,7 @@
       <w:r>
         <w:t xml:space="preserve"> </w:t>
       </w:r>
-      <w:hyperlink r:id="rId96">
+      <w:hyperlink r:id="rId99">
         <w:r>
           <w:rPr>
             <w:rStyle w:val="Hyperlink"/>
@@ -17864,8 +17951,8 @@
         <w:t xml:space="preserve">.</w:t>
       </w:r>
     </w:p>
-    <w:bookmarkEnd w:id="97"/>
-    <w:bookmarkStart w:id="99" w:name="ref-hubert1985ari"/>
+    <w:bookmarkEnd w:id="100"/>
+    <w:bookmarkStart w:id="102" w:name="ref-hubert1985ari"/>
     <w:p>
       <w:pPr>
         <w:pStyle w:val="Bibliography"/>
@@ -17898,7 +17985,7 @@
       <w:r>
         <w:t xml:space="preserve"> </w:t>
       </w:r>
-      <w:hyperlink r:id="rId98">
+      <w:hyperlink r:id="rId101">
         <w:r>
           <w:rPr>
             <w:rStyle w:val="Hyperlink"/>
@@ -17910,8 +17997,8 @@
         <w:t xml:space="preserve">.</w:t>
       </w:r>
     </w:p>
-    <w:bookmarkEnd w:id="99"/>
-    <w:bookmarkStart w:id="101" w:name="ref-kingma2014auto"/>
+    <w:bookmarkEnd w:id="102"/>
+    <w:bookmarkStart w:id="104" w:name="ref-kingma2014auto"/>
     <w:p>
       <w:pPr>
         <w:pStyle w:val="Bibliography"/>
@@ -17950,7 +18037,7 @@
       <w:r>
         <w:t xml:space="preserve"> </w:t>
       </w:r>
-      <w:hyperlink r:id="rId100">
+      <w:hyperlink r:id="rId103">
         <w:r>
           <w:rPr>
             <w:rStyle w:val="Hyperlink"/>
@@ -17962,8 +18049,8 @@
         <w:t xml:space="preserve">.</w:t>
       </w:r>
     </w:p>
-    <w:bookmarkEnd w:id="101"/>
-    <w:bookmarkStart w:id="103" w:name="ref-kuhn1955hungarian"/>
+    <w:bookmarkEnd w:id="104"/>
+    <w:bookmarkStart w:id="106" w:name="ref-kuhn1955hungarian"/>
     <w:p>
       <w:pPr>
         <w:pStyle w:val="Bibliography"/>
@@ -18008,7 +18095,7 @@
       <w:r>
         <w:t xml:space="preserve"> </w:t>
       </w:r>
-      <w:hyperlink r:id="rId102">
+      <w:hyperlink r:id="rId105">
         <w:r>
           <w:rPr>
             <w:rStyle w:val="Hyperlink"/>
@@ -18020,8 +18107,8 @@
         <w:t xml:space="preserve">.</w:t>
       </w:r>
     </w:p>
-    <w:bookmarkEnd w:id="103"/>
-    <w:bookmarkStart w:id="105" w:name="ref-liu2019hsilda"/>
+    <w:bookmarkEnd w:id="106"/>
+    <w:bookmarkStart w:id="108" w:name="ref-liu2019hsilda"/>
     <w:p>
       <w:pPr>
         <w:pStyle w:val="Bibliography"/>
@@ -18066,7 +18153,7 @@
       <w:r>
         <w:t xml:space="preserve"> </w:t>
       </w:r>
-      <w:hyperlink r:id="rId104">
+      <w:hyperlink r:id="rId107">
         <w:r>
           <w:rPr>
             <w:rStyle w:val="Hyperlink"/>
@@ -18078,8 +18165,8 @@
         <w:t xml:space="preserve">.</w:t>
       </w:r>
     </w:p>
-    <w:bookmarkEnd w:id="105"/>
-    <w:bookmarkStart w:id="107" w:name="ref-miao2016neural"/>
+    <w:bookmarkEnd w:id="108"/>
+    <w:bookmarkStart w:id="110" w:name="ref-miao2016neural"/>
     <w:p>
       <w:pPr>
         <w:pStyle w:val="Bibliography"/>
@@ -18109,7 +18196,7 @@
       <w:r>
         <w:t xml:space="preserve"> </w:t>
       </w:r>
-      <w:hyperlink r:id="rId106">
+      <w:hyperlink r:id="rId109">
         <w:r>
           <w:rPr>
             <w:rStyle w:val="Hyperlink"/>
@@ -18121,8 +18208,8 @@
         <w:t xml:space="preserve">.</w:t>
       </w:r>
     </w:p>
-    <w:bookmarkEnd w:id="107"/>
-    <w:bookmarkStart w:id="109" w:name="ref-eo1_botswana"/>
+    <w:bookmarkEnd w:id="110"/>
+    <w:bookmarkStart w:id="112" w:name="ref-eo1_botswana"/>
     <w:p>
       <w:pPr>
         <w:pStyle w:val="Bibliography"/>
@@ -18188,7 +18275,7 @@
       <w:r>
         <w:t xml:space="preserve"> </w:t>
       </w:r>
-      <w:hyperlink r:id="rId108">
+      <w:hyperlink r:id="rId111">
         <w:r>
           <w:rPr>
             <w:rStyle w:val="Hyperlink"/>
@@ -18200,8 +18287,8 @@
         <w:t xml:space="preserve">.</w:t>
       </w:r>
     </w:p>
-    <w:bookmarkEnd w:id="109"/>
-    <w:bookmarkStart w:id="111" w:name="ref-aviris_ksc"/>
+    <w:bookmarkEnd w:id="112"/>
+    <w:bookmarkStart w:id="114" w:name="ref-aviris_ksc"/>
     <w:p>
       <w:pPr>
         <w:pStyle w:val="Bibliography"/>
@@ -18281,7 +18368,7 @@
       <w:r>
         <w:t xml:space="preserve"> </w:t>
       </w:r>
-      <w:hyperlink r:id="rId110">
+      <w:hyperlink r:id="rId113">
         <w:r>
           <w:rPr>
             <w:rStyle w:val="Hyperlink"/>
@@ -18293,8 +18380,8 @@
         <w:t xml:space="preserve">.</w:t>
       </w:r>
     </w:p>
-    <w:bookmarkEnd w:id="111"/>
-    <w:bookmarkStart w:id="113" w:name="ref-aviris_salinas"/>
+    <w:bookmarkEnd w:id="114"/>
+    <w:bookmarkStart w:id="116" w:name="ref-aviris_salinas"/>
     <w:p>
       <w:pPr>
         <w:pStyle w:val="Bibliography"/>
@@ -18360,7 +18447,7 @@
       <w:r>
         <w:t xml:space="preserve"> </w:t>
       </w:r>
-      <w:hyperlink r:id="rId112">
+      <w:hyperlink r:id="rId115">
         <w:r>
           <w:rPr>
             <w:rStyle w:val="Hyperlink"/>
@@ -18372,8 +18459,8 @@
         <w:t xml:space="preserve">.</w:t>
       </w:r>
     </w:p>
-    <w:bookmarkEnd w:id="113"/>
-    <w:bookmarkStart w:id="115" w:name="ref-nascimento2005vca"/>
+    <w:bookmarkEnd w:id="116"/>
+    <w:bookmarkStart w:id="118" w:name="ref-nascimento2005vca"/>
     <w:p>
       <w:pPr>
         <w:pStyle w:val="Bibliography"/>
@@ -18418,7 +18505,7 @@
       <w:r>
         <w:t xml:space="preserve"> </w:t>
       </w:r>
-      <w:hyperlink r:id="rId114">
+      <w:hyperlink r:id="rId117">
         <w:r>
           <w:rPr>
             <w:rStyle w:val="Hyperlink"/>
@@ -18430,8 +18517,8 @@
         <w:t xml:space="preserve">.</w:t>
       </w:r>
     </w:p>
-    <w:bookmarkEnd w:id="115"/>
-    <w:bookmarkStart w:id="117" w:name="ref-paoletti2019deep"/>
+    <w:bookmarkEnd w:id="118"/>
+    <w:bookmarkStart w:id="120" w:name="ref-paoletti2019deep"/>
     <w:p>
       <w:pPr>
         <w:pStyle w:val="Bibliography"/>
@@ -18476,7 +18563,7 @@
       <w:r>
         <w:t xml:space="preserve"> </w:t>
       </w:r>
-      <w:hyperlink r:id="rId116">
+      <w:hyperlink r:id="rId119">
         <w:r>
           <w:rPr>
             <w:rStyle w:val="Hyperlink"/>
@@ -18488,8 +18575,8 @@
         <w:t xml:space="preserve">.</w:t>
       </w:r>
     </w:p>
-    <w:bookmarkEnd w:id="117"/>
-    <w:bookmarkStart w:id="119" w:name="ref-pedregosa2011scikit"/>
+    <w:bookmarkEnd w:id="120"/>
+    <w:bookmarkStart w:id="122" w:name="ref-pedregosa2011scikit"/>
     <w:p>
       <w:pPr>
         <w:pStyle w:val="Bibliography"/>
@@ -18531,7 +18618,7 @@
       <w:r>
         <w:t xml:space="preserve"> </w:t>
       </w:r>
-      <w:hyperlink r:id="rId118">
+      <w:hyperlink r:id="rId121">
         <w:r>
           <w:rPr>
             <w:rStyle w:val="Hyperlink"/>
@@ -18543,8 +18630,8 @@
         <w:t xml:space="preserve">.</w:t>
       </w:r>
     </w:p>
-    <w:bookmarkEnd w:id="119"/>
-    <w:bookmarkStart w:id="121" w:name="ref-pineau2021nature"/>
+    <w:bookmarkEnd w:id="122"/>
+    <w:bookmarkStart w:id="124" w:name="ref-pineau2021nature"/>
     <w:p>
       <w:pPr>
         <w:pStyle w:val="Bibliography"/>
@@ -18592,7 +18679,7 @@
       <w:r>
         <w:t xml:space="preserve"> </w:t>
       </w:r>
-      <w:hyperlink r:id="rId120">
+      <w:hyperlink r:id="rId123">
         <w:r>
           <w:rPr>
             <w:rStyle w:val="Hyperlink"/>
@@ -18604,8 +18691,8 @@
         <w:t xml:space="preserve">.</w:t>
       </w:r>
     </w:p>
-    <w:bookmarkEnd w:id="121"/>
-    <w:bookmarkStart w:id="123" w:name="ref-plaza2009recent"/>
+    <w:bookmarkEnd w:id="124"/>
+    <w:bookmarkStart w:id="126" w:name="ref-plaza2009recent"/>
     <w:p>
       <w:pPr>
         <w:pStyle w:val="Bibliography"/>
@@ -18638,7 +18725,7 @@
       <w:r>
         <w:t xml:space="preserve"> </w:t>
       </w:r>
-      <w:hyperlink r:id="rId122">
+      <w:hyperlink r:id="rId125">
         <w:r>
           <w:rPr>
             <w:rStyle w:val="Hyperlink"/>
@@ -18650,8 +18737,8 @@
         <w:t xml:space="preserve">.</w:t>
       </w:r>
     </w:p>
-    <w:bookmarkEnd w:id="123"/>
-    <w:bookmarkStart w:id="125" w:name="ref-rehurek2010gensim"/>
+    <w:bookmarkEnd w:id="126"/>
+    <w:bookmarkStart w:id="128" w:name="ref-rehurek2010gensim"/>
     <w:p>
       <w:pPr>
         <w:pStyle w:val="Bibliography"/>
@@ -18681,7 +18768,7 @@
       <w:r>
         <w:t xml:space="preserve"> </w:t>
       </w:r>
-      <w:hyperlink r:id="rId124">
+      <w:hyperlink r:id="rId127">
         <w:r>
           <w:rPr>
             <w:rStyle w:val="Hyperlink"/>
@@ -18693,8 +18780,8 @@
         <w:t xml:space="preserve">.</w:t>
       </w:r>
     </w:p>
-    <w:bookmarkEnd w:id="125"/>
-    <w:bookmarkStart w:id="127" w:name="ref-roder2015exploring"/>
+    <w:bookmarkEnd w:id="128"/>
+    <w:bookmarkStart w:id="130" w:name="ref-roder2015exploring"/>
     <w:p>
       <w:pPr>
         <w:pStyle w:val="Bibliography"/>
@@ -18724,7 +18811,7 @@
       <w:r>
         <w:t xml:space="preserve"> </w:t>
       </w:r>
-      <w:hyperlink r:id="rId126">
+      <w:hyperlink r:id="rId129">
         <w:r>
           <w:rPr>
             <w:rStyle w:val="Hyperlink"/>
@@ -18736,8 +18823,8 @@
         <w:t xml:space="preserve">.</w:t>
       </w:r>
     </w:p>
-    <w:bookmarkEnd w:id="127"/>
-    <w:bookmarkStart w:id="129" w:name="ref-scipy_assignment"/>
+    <w:bookmarkEnd w:id="130"/>
+    <w:bookmarkStart w:id="132" w:name="ref-scipy_assignment"/>
     <w:p>
       <w:pPr>
         <w:pStyle w:val="Bibliography"/>
@@ -18804,7 +18891,7 @@
       <w:r>
         <w:t xml:space="preserve"> </w:t>
       </w:r>
-      <w:hyperlink r:id="rId128">
+      <w:hyperlink r:id="rId131">
         <w:r>
           <w:rPr>
             <w:rStyle w:val="Hyperlink"/>
@@ -18816,8 +18903,8 @@
         <w:t xml:space="preserve">.</w:t>
       </w:r>
     </w:p>
-    <w:bookmarkEnd w:id="129"/>
-    <w:bookmarkStart w:id="131" w:name="ref-srivastava2017autoencoding"/>
+    <w:bookmarkEnd w:id="132"/>
+    <w:bookmarkStart w:id="134" w:name="ref-srivastava2017autoencoding"/>
     <w:p>
       <w:pPr>
         <w:pStyle w:val="Bibliography"/>
@@ -18847,7 +18934,7 @@
       <w:r>
         <w:t xml:space="preserve"> </w:t>
       </w:r>
-      <w:hyperlink r:id="rId130">
+      <w:hyperlink r:id="rId133">
         <w:r>
           <w:rPr>
             <w:rStyle w:val="Hyperlink"/>
@@ -18859,8 +18946,8 @@
         <w:t xml:space="preserve">.</w:t>
       </w:r>
     </w:p>
-    <w:bookmarkEnd w:id="131"/>
-    <w:bookmarkStart w:id="133" w:name="ref-vinh2010information"/>
+    <w:bookmarkEnd w:id="134"/>
+    <w:bookmarkStart w:id="136" w:name="ref-vinh2010information"/>
     <w:p>
       <w:pPr>
         <w:pStyle w:val="Bibliography"/>
@@ -18893,7 +18980,7 @@
       <w:r>
         <w:t xml:space="preserve"> </w:t>
       </w:r>
-      <w:hyperlink r:id="rId132">
+      <w:hyperlink r:id="rId135">
         <w:r>
           <w:rPr>
             <w:rStyle w:val="Hyperlink"/>
@@ -18905,8 +18992,8 @@
         <w:t xml:space="preserve">.</w:t>
       </w:r>
     </w:p>
-    <w:bookmarkEnd w:id="133"/>
-    <w:bookmarkStart w:id="135" w:name="ref-virtanen2020scipy"/>
+    <w:bookmarkEnd w:id="136"/>
+    <w:bookmarkStart w:id="138" w:name="ref-virtanen2020scipy"/>
     <w:p>
       <w:pPr>
         <w:pStyle w:val="Bibliography"/>
@@ -18960,7 +19047,7 @@
       <w:r>
         <w:t xml:space="preserve"> </w:t>
       </w:r>
-      <w:hyperlink r:id="rId134">
+      <w:hyperlink r:id="rId137">
         <w:r>
           <w:rPr>
             <w:rStyle w:val="Hyperlink"/>
@@ -18972,8 +19059,8 @@
         <w:t xml:space="preserve">.</w:t>
       </w:r>
     </w:p>
-    <w:bookmarkEnd w:id="135"/>
-    <w:bookmarkStart w:id="137" w:name="ref-zou2017pmlda"/>
+    <w:bookmarkEnd w:id="138"/>
+    <w:bookmarkStart w:id="140" w:name="ref-zou2017pmlda"/>
     <w:p>
       <w:pPr>
         <w:pStyle w:val="Bibliography"/>
@@ -19018,7 +19105,7 @@
       <w:r>
         <w:t xml:space="preserve"> </w:t>
       </w:r>
-      <w:hyperlink r:id="rId136">
+      <w:hyperlink r:id="rId139">
         <w:r>
           <w:rPr>
             <w:rStyle w:val="Hyperlink"/>
@@ -19030,9 +19117,9 @@
         <w:t xml:space="preserve">.</w:t>
       </w:r>
     </w:p>
-    <w:bookmarkEnd w:id="137"/>
-    <w:bookmarkEnd w:id="138"/>
-    <w:bookmarkEnd w:id="139"/>
+    <w:bookmarkEnd w:id="140"/>
+    <w:bookmarkEnd w:id="141"/>
+    <w:bookmarkEnd w:id="142"/>
     <w:sectPr>
       <w:footnotePr>
         <w:numRestart w:val="eachSect"/>

--- a/journal/word/main.docx
+++ b/journal/word/main.docx
@@ -11459,26 +11459,28 @@
         <w:pStyle w:val="ImageCaption"/>
       </w:pPr>
       <w:r>
-        <w:t xml:space="preserve">F-5 paired ARI heatmap across (scene, mask) tuples. KSC and</w:t>
-      </w:r>
-      <w:r>
-        <w:t xml:space="preserve"> </w:t>
-      </w:r>
-      <w:r>
-        <w:t xml:space="preserve">Botswana paired ARI sits at</w:t>
-      </w:r>
-      <w:r>
-        <w:t xml:space="preserve"> </w:t>
-      </w:r>
-      <m:oMath>
-        <m:r>
-          <m:rPr>
-            <m:sty m:val="p"/>
-          </m:rPr>
-          <m:t>≈</m:t>
-        </m:r>
-        <m:r>
-          <m:t>0.01</m:t>
+        <w:t xml:space="preserve">F-5 paired ARI heatmap across (scene, mask) tuples. KSC</w:t>
+      </w:r>
+      <w:r>
+        <w:t xml:space="preserve"> </w:t>
+      </w:r>
+      <w:r>
+        <w:t xml:space="preserve">paired ARI sits at</w:t>
+      </w:r>
+      <w:r>
+        <w:t xml:space="preserve"> </w:t>
+      </w:r>
+      <m:oMath>
+        <m:r>
+          <m:t>0.007</m:t>
+        </m:r>
+      </m:oMath>
+      <w:r>
+        <w:t xml:space="preserve">–</w:t>
+      </w:r>
+      <m:oMath>
+        <m:r>
+          <m:t>0.013</m:t>
         </m:r>
       </m:oMath>
       <w:r>
@@ -11491,7 +11493,63 @@
         <w:t xml:space="preserve"> </w:t>
       </w:r>
       <w:r>
-        <w:t xml:space="preserve">(band-fragile regime); Salinas-A under SWIR-only reaches</w:t>
+        <w:t xml:space="preserve">(band-fragile regime); Botswana shows a mixed pattern (SWIR</w:t>
+      </w:r>
+      <w:r>
+        <w:t xml:space="preserve"> </w:t>
+      </w:r>
+      <m:oMath>
+        <m:r>
+          <m:t>0.013</m:t>
+        </m:r>
+      </m:oMath>
+      <w:r>
+        <w:t xml:space="preserve"> </w:t>
+      </w:r>
+      <w:r>
+        <w:t xml:space="preserve">band-fragile; VNIR</w:t>
+      </w:r>
+      <w:r>
+        <w:t xml:space="preserve"> </w:t>
+      </w:r>
+      <m:oMath>
+        <m:r>
+          <m:t>0.108</m:t>
+        </m:r>
+      </m:oMath>
+      <w:r>
+        <w:t xml:space="preserve">, no-water</w:t>
+      </w:r>
+      <w:r>
+        <w:t xml:space="preserve"> </w:t>
+      </w:r>
+      <m:oMath>
+        <m:r>
+          <m:t>0.127</m:t>
+        </m:r>
+      </m:oMath>
+      <w:r>
+        <w:t xml:space="preserve">, top-50 Fisher</w:t>
+      </w:r>
+      <w:r>
+        <w:t xml:space="preserve"> </w:t>
+      </w:r>
+      <m:oMath>
+        <m:r>
+          <m:t>0.117</m:t>
+        </m:r>
+      </m:oMath>
+      <w:r>
+        <w:t xml:space="preserve"> </w:t>
+      </w:r>
+      <w:r>
+        <w:t xml:space="preserve">indicating partial structure under those masks); Salinas-A under</w:t>
+      </w:r>
+      <w:r>
+        <w:t xml:space="preserve"> </w:t>
+      </w:r>
+      <w:r>
+        <w:t xml:space="preserve">SWIR-only reaches</w:t>
       </w:r>
       <w:r>
         <w:t xml:space="preserve"> </w:t>
@@ -11505,13 +11563,13 @@
         <w:t xml:space="preserve"> </w:t>
       </w:r>
       <w:r>
-        <w:t xml:space="preserve">(band-robust regime). The remaining tuples fall in the partial-robustness</w:t>
-      </w:r>
-      <w:r>
-        <w:t xml:space="preserve"> </w:t>
-      </w:r>
-      <w:r>
-        <w:t xml:space="preserve">range</w:t>
+        <w:t xml:space="preserve">(band-robust regime). The remaining tuples</w:t>
+      </w:r>
+      <w:r>
+        <w:t xml:space="preserve"> </w:t>
+      </w:r>
+      <w:r>
+        <w:t xml:space="preserve">fall in the partial-robustness range</w:t>
       </w:r>
       <w:r>
         <w:t xml:space="preserve"> </w:t>
@@ -11547,13 +11605,7 @@
         <w:t xml:space="preserve"> </w:t>
       </w:r>
       <w:r>
-        <w:t xml:space="preserve">SWIR is auto-skipped (sensor</w:t>
-      </w:r>
-      <w:r>
-        <w:t xml:space="preserve"> </w:t>
-      </w:r>
-      <w:r>
-        <w:t xml:space="preserve">is VNIR-only).</w:t>
+        <w:t xml:space="preserve">SWIR is auto-skipped (sensor is VNIR-only).</w:t>
       </w:r>
     </w:p>
     <w:bookmarkEnd w:id="52"/>
@@ -16987,7 +17039,7 @@
       </w:r>
     </w:p>
     <w:bookmarkEnd w:id="72"/>
-    <w:bookmarkStart w:id="142" w:name="acknowledgements"/>
+    <w:bookmarkStart w:id="143" w:name="acknowledgements"/>
     <w:p>
       <w:pPr>
         <w:pStyle w:val="Heading1"/>
@@ -17100,7 +17152,7 @@
         <w:t xml:space="preserve">whose work this study rests on.</w:t>
       </w:r>
     </w:p>
-    <w:bookmarkStart w:id="141" w:name="refs"/>
+    <w:bookmarkStart w:id="142" w:name="refs"/>
     <w:bookmarkStart w:id="74" w:name="ref-achanta2012slic"/>
     <w:p>
       <w:pPr>
@@ -17701,7 +17753,7 @@
       </w:r>
     </w:p>
     <w:bookmarkEnd w:id="92"/>
-    <w:bookmarkStart w:id="94" w:name="ref-rosis_pavia"/>
+    <w:bookmarkStart w:id="95" w:name="ref-rosis_pavia"/>
     <w:p>
       <w:pPr>
         <w:pStyle w:val="Bibliography"/>
@@ -17778,9 +17830,23 @@
       <w:r>
         <w:t xml:space="preserve">.</w:t>
       </w:r>
+      <w:r>
+        <w:t xml:space="preserve"> </w:t>
+      </w:r>
+      <w:hyperlink r:id="rId94">
+        <w:r>
+          <w:rPr>
+            <w:rStyle w:val="Hyperlink"/>
+          </w:rPr>
+          <w:t xml:space="preserve">https://www.ehu.eus/ccwintco/index.php/Hyperspectral_Remote_Sensing_Scenes#Pavia_University_scene</w:t>
+        </w:r>
+      </w:hyperlink>
+      <w:r>
+        <w:t xml:space="preserve">.</w:t>
+      </w:r>
     </w:p>
-    <w:bookmarkEnd w:id="94"/>
-    <w:bookmarkStart w:id="96" w:name="ref-harris2020numpy"/>
+    <w:bookmarkEnd w:id="95"/>
+    <w:bookmarkStart w:id="97" w:name="ref-harris2020numpy"/>
     <w:p>
       <w:pPr>
         <w:pStyle w:val="Bibliography"/>
@@ -17825,7 +17891,7 @@
       <w:r>
         <w:t xml:space="preserve"> </w:t>
       </w:r>
-      <w:hyperlink r:id="rId95">
+      <w:hyperlink r:id="rId96">
         <w:r>
           <w:rPr>
             <w:rStyle w:val="Hyperlink"/>
@@ -17837,8 +17903,8 @@
         <w:t xml:space="preserve">.</w:t>
       </w:r>
     </w:p>
-    <w:bookmarkEnd w:id="96"/>
-    <w:bookmarkStart w:id="98" w:name="ref-higgins2017betavae"/>
+    <w:bookmarkEnd w:id="97"/>
+    <w:bookmarkStart w:id="99" w:name="ref-higgins2017betavae"/>
     <w:p>
       <w:pPr>
         <w:pStyle w:val="Bibliography"/>
@@ -17874,7 +17940,7 @@
       <w:r>
         <w:t xml:space="preserve"> </w:t>
       </w:r>
-      <w:hyperlink r:id="rId97">
+      <w:hyperlink r:id="rId98">
         <w:r>
           <w:rPr>
             <w:rStyle w:val="Hyperlink"/>
@@ -17886,8 +17952,8 @@
         <w:t xml:space="preserve">.</w:t>
       </w:r>
     </w:p>
-    <w:bookmarkEnd w:id="98"/>
-    <w:bookmarkStart w:id="100" w:name="ref-hoffman2010online"/>
+    <w:bookmarkEnd w:id="99"/>
+    <w:bookmarkStart w:id="101" w:name="ref-hoffman2010online"/>
     <w:p>
       <w:pPr>
         <w:pStyle w:val="Bibliography"/>
@@ -17939,7 +18005,7 @@
       <w:r>
         <w:t xml:space="preserve"> </w:t>
       </w:r>
-      <w:hyperlink r:id="rId99">
+      <w:hyperlink r:id="rId100">
         <w:r>
           <w:rPr>
             <w:rStyle w:val="Hyperlink"/>
@@ -17951,8 +18017,8 @@
         <w:t xml:space="preserve">.</w:t>
       </w:r>
     </w:p>
-    <w:bookmarkEnd w:id="100"/>
-    <w:bookmarkStart w:id="102" w:name="ref-hubert1985ari"/>
+    <w:bookmarkEnd w:id="101"/>
+    <w:bookmarkStart w:id="103" w:name="ref-hubert1985ari"/>
     <w:p>
       <w:pPr>
         <w:pStyle w:val="Bibliography"/>
@@ -17985,7 +18051,7 @@
       <w:r>
         <w:t xml:space="preserve"> </w:t>
       </w:r>
-      <w:hyperlink r:id="rId101">
+      <w:hyperlink r:id="rId102">
         <w:r>
           <w:rPr>
             <w:rStyle w:val="Hyperlink"/>
@@ -17997,8 +18063,8 @@
         <w:t xml:space="preserve">.</w:t>
       </w:r>
     </w:p>
-    <w:bookmarkEnd w:id="102"/>
-    <w:bookmarkStart w:id="104" w:name="ref-kingma2014auto"/>
+    <w:bookmarkEnd w:id="103"/>
+    <w:bookmarkStart w:id="105" w:name="ref-kingma2014auto"/>
     <w:p>
       <w:pPr>
         <w:pStyle w:val="Bibliography"/>
@@ -18037,7 +18103,7 @@
       <w:r>
         <w:t xml:space="preserve"> </w:t>
       </w:r>
-      <w:hyperlink r:id="rId103">
+      <w:hyperlink r:id="rId104">
         <w:r>
           <w:rPr>
             <w:rStyle w:val="Hyperlink"/>
@@ -18049,8 +18115,8 @@
         <w:t xml:space="preserve">.</w:t>
       </w:r>
     </w:p>
-    <w:bookmarkEnd w:id="104"/>
-    <w:bookmarkStart w:id="106" w:name="ref-kuhn1955hungarian"/>
+    <w:bookmarkEnd w:id="105"/>
+    <w:bookmarkStart w:id="107" w:name="ref-kuhn1955hungarian"/>
     <w:p>
       <w:pPr>
         <w:pStyle w:val="Bibliography"/>
@@ -18095,7 +18161,7 @@
       <w:r>
         <w:t xml:space="preserve"> </w:t>
       </w:r>
-      <w:hyperlink r:id="rId105">
+      <w:hyperlink r:id="rId106">
         <w:r>
           <w:rPr>
             <w:rStyle w:val="Hyperlink"/>
@@ -18107,8 +18173,8 @@
         <w:t xml:space="preserve">.</w:t>
       </w:r>
     </w:p>
-    <w:bookmarkEnd w:id="106"/>
-    <w:bookmarkStart w:id="108" w:name="ref-liu2019hsilda"/>
+    <w:bookmarkEnd w:id="107"/>
+    <w:bookmarkStart w:id="109" w:name="ref-liu2019hsilda"/>
     <w:p>
       <w:pPr>
         <w:pStyle w:val="Bibliography"/>
@@ -18153,7 +18219,7 @@
       <w:r>
         <w:t xml:space="preserve"> </w:t>
       </w:r>
-      <w:hyperlink r:id="rId107">
+      <w:hyperlink r:id="rId108">
         <w:r>
           <w:rPr>
             <w:rStyle w:val="Hyperlink"/>
@@ -18165,8 +18231,8 @@
         <w:t xml:space="preserve">.</w:t>
       </w:r>
     </w:p>
-    <w:bookmarkEnd w:id="108"/>
-    <w:bookmarkStart w:id="110" w:name="ref-miao2016neural"/>
+    <w:bookmarkEnd w:id="109"/>
+    <w:bookmarkStart w:id="111" w:name="ref-miao2016neural"/>
     <w:p>
       <w:pPr>
         <w:pStyle w:val="Bibliography"/>
@@ -18196,7 +18262,7 @@
       <w:r>
         <w:t xml:space="preserve"> </w:t>
       </w:r>
-      <w:hyperlink r:id="rId109">
+      <w:hyperlink r:id="rId110">
         <w:r>
           <w:rPr>
             <w:rStyle w:val="Hyperlink"/>
@@ -18208,8 +18274,8 @@
         <w:t xml:space="preserve">.</w:t>
       </w:r>
     </w:p>
-    <w:bookmarkEnd w:id="110"/>
-    <w:bookmarkStart w:id="112" w:name="ref-eo1_botswana"/>
+    <w:bookmarkEnd w:id="111"/>
+    <w:bookmarkStart w:id="113" w:name="ref-eo1_botswana"/>
     <w:p>
       <w:pPr>
         <w:pStyle w:val="Bibliography"/>
@@ -18275,7 +18341,7 @@
       <w:r>
         <w:t xml:space="preserve"> </w:t>
       </w:r>
-      <w:hyperlink r:id="rId111">
+      <w:hyperlink r:id="rId112">
         <w:r>
           <w:rPr>
             <w:rStyle w:val="Hyperlink"/>
@@ -18286,9 +18352,23 @@
       <w:r>
         <w:t xml:space="preserve">.</w:t>
       </w:r>
+      <w:r>
+        <w:t xml:space="preserve"> </w:t>
+      </w:r>
+      <w:hyperlink r:id="rId112">
+        <w:r>
+          <w:rPr>
+            <w:rStyle w:val="Hyperlink"/>
+          </w:rPr>
+          <w:t xml:space="preserve">https://www.ehu.eus/ccwintco/index.php/Hyperspectral_Remote_Sensing_Scenes#Botswana</w:t>
+        </w:r>
+      </w:hyperlink>
+      <w:r>
+        <w:t xml:space="preserve">.</w:t>
+      </w:r>
     </w:p>
-    <w:bookmarkEnd w:id="112"/>
-    <w:bookmarkStart w:id="114" w:name="ref-aviris_ksc"/>
+    <w:bookmarkEnd w:id="113"/>
+    <w:bookmarkStart w:id="115" w:name="ref-aviris_ksc"/>
     <w:p>
       <w:pPr>
         <w:pStyle w:val="Bibliography"/>
@@ -18368,7 +18448,7 @@
       <w:r>
         <w:t xml:space="preserve"> </w:t>
       </w:r>
-      <w:hyperlink r:id="rId113">
+      <w:hyperlink r:id="rId114">
         <w:r>
           <w:rPr>
             <w:rStyle w:val="Hyperlink"/>
@@ -18379,9 +18459,23 @@
       <w:r>
         <w:t xml:space="preserve">.</w:t>
       </w:r>
+      <w:r>
+        <w:t xml:space="preserve"> </w:t>
+      </w:r>
+      <w:hyperlink r:id="rId114">
+        <w:r>
+          <w:rPr>
+            <w:rStyle w:val="Hyperlink"/>
+          </w:rPr>
+          <w:t xml:space="preserve">https://www.ehu.eus/ccwintco/index.php/Hyperspectral_Remote_Sensing_Scenes#Kennedy_Space_Center_.28KSC.29</w:t>
+        </w:r>
+      </w:hyperlink>
+      <w:r>
+        <w:t xml:space="preserve">.</w:t>
+      </w:r>
     </w:p>
-    <w:bookmarkEnd w:id="114"/>
-    <w:bookmarkStart w:id="116" w:name="ref-aviris_salinas"/>
+    <w:bookmarkEnd w:id="115"/>
+    <w:bookmarkStart w:id="117" w:name="ref-aviris_salinas"/>
     <w:p>
       <w:pPr>
         <w:pStyle w:val="Bibliography"/>
@@ -18447,7 +18541,7 @@
       <w:r>
         <w:t xml:space="preserve"> </w:t>
       </w:r>
-      <w:hyperlink r:id="rId115">
+      <w:hyperlink r:id="rId116">
         <w:r>
           <w:rPr>
             <w:rStyle w:val="Hyperlink"/>
@@ -18458,9 +18552,23 @@
       <w:r>
         <w:t xml:space="preserve">.</w:t>
       </w:r>
+      <w:r>
+        <w:t xml:space="preserve"> </w:t>
+      </w:r>
+      <w:hyperlink r:id="rId116">
+        <w:r>
+          <w:rPr>
+            <w:rStyle w:val="Hyperlink"/>
+          </w:rPr>
+          <w:t xml:space="preserve">https://www.ehu.eus/ccwintco/index.php/Hyperspectral_Remote_Sensing_Scenes#Salinas_scene</w:t>
+        </w:r>
+      </w:hyperlink>
+      <w:r>
+        <w:t xml:space="preserve">.</w:t>
+      </w:r>
     </w:p>
-    <w:bookmarkEnd w:id="116"/>
-    <w:bookmarkStart w:id="118" w:name="ref-nascimento2005vca"/>
+    <w:bookmarkEnd w:id="117"/>
+    <w:bookmarkStart w:id="119" w:name="ref-nascimento2005vca"/>
     <w:p>
       <w:pPr>
         <w:pStyle w:val="Bibliography"/>
@@ -18505,7 +18613,7 @@
       <w:r>
         <w:t xml:space="preserve"> </w:t>
       </w:r>
-      <w:hyperlink r:id="rId117">
+      <w:hyperlink r:id="rId118">
         <w:r>
           <w:rPr>
             <w:rStyle w:val="Hyperlink"/>
@@ -18517,8 +18625,8 @@
         <w:t xml:space="preserve">.</w:t>
       </w:r>
     </w:p>
-    <w:bookmarkEnd w:id="118"/>
-    <w:bookmarkStart w:id="120" w:name="ref-paoletti2019deep"/>
+    <w:bookmarkEnd w:id="119"/>
+    <w:bookmarkStart w:id="121" w:name="ref-paoletti2019deep"/>
     <w:p>
       <w:pPr>
         <w:pStyle w:val="Bibliography"/>
@@ -18563,7 +18671,7 @@
       <w:r>
         <w:t xml:space="preserve"> </w:t>
       </w:r>
-      <w:hyperlink r:id="rId119">
+      <w:hyperlink r:id="rId120">
         <w:r>
           <w:rPr>
             <w:rStyle w:val="Hyperlink"/>
@@ -18575,8 +18683,8 @@
         <w:t xml:space="preserve">.</w:t>
       </w:r>
     </w:p>
-    <w:bookmarkEnd w:id="120"/>
-    <w:bookmarkStart w:id="122" w:name="ref-pedregosa2011scikit"/>
+    <w:bookmarkEnd w:id="121"/>
+    <w:bookmarkStart w:id="123" w:name="ref-pedregosa2011scikit"/>
     <w:p>
       <w:pPr>
         <w:pStyle w:val="Bibliography"/>
@@ -18618,7 +18726,7 @@
       <w:r>
         <w:t xml:space="preserve"> </w:t>
       </w:r>
-      <w:hyperlink r:id="rId121">
+      <w:hyperlink r:id="rId122">
         <w:r>
           <w:rPr>
             <w:rStyle w:val="Hyperlink"/>
@@ -18630,8 +18738,8 @@
         <w:t xml:space="preserve">.</w:t>
       </w:r>
     </w:p>
-    <w:bookmarkEnd w:id="122"/>
-    <w:bookmarkStart w:id="124" w:name="ref-pineau2021nature"/>
+    <w:bookmarkEnd w:id="123"/>
+    <w:bookmarkStart w:id="125" w:name="ref-pineau2021nature"/>
     <w:p>
       <w:pPr>
         <w:pStyle w:val="Bibliography"/>
@@ -18679,7 +18787,7 @@
       <w:r>
         <w:t xml:space="preserve"> </w:t>
       </w:r>
-      <w:hyperlink r:id="rId123">
+      <w:hyperlink r:id="rId124">
         <w:r>
           <w:rPr>
             <w:rStyle w:val="Hyperlink"/>
@@ -18691,8 +18799,8 @@
         <w:t xml:space="preserve">.</w:t>
       </w:r>
     </w:p>
-    <w:bookmarkEnd w:id="124"/>
-    <w:bookmarkStart w:id="126" w:name="ref-plaza2009recent"/>
+    <w:bookmarkEnd w:id="125"/>
+    <w:bookmarkStart w:id="127" w:name="ref-plaza2009recent"/>
     <w:p>
       <w:pPr>
         <w:pStyle w:val="Bibliography"/>
@@ -18725,7 +18833,7 @@
       <w:r>
         <w:t xml:space="preserve"> </w:t>
       </w:r>
-      <w:hyperlink r:id="rId125">
+      <w:hyperlink r:id="rId126">
         <w:r>
           <w:rPr>
             <w:rStyle w:val="Hyperlink"/>
@@ -18737,8 +18845,8 @@
         <w:t xml:space="preserve">.</w:t>
       </w:r>
     </w:p>
-    <w:bookmarkEnd w:id="126"/>
-    <w:bookmarkStart w:id="128" w:name="ref-rehurek2010gensim"/>
+    <w:bookmarkEnd w:id="127"/>
+    <w:bookmarkStart w:id="129" w:name="ref-rehurek2010gensim"/>
     <w:p>
       <w:pPr>
         <w:pStyle w:val="Bibliography"/>
@@ -18768,7 +18876,7 @@
       <w:r>
         <w:t xml:space="preserve"> </w:t>
       </w:r>
-      <w:hyperlink r:id="rId127">
+      <w:hyperlink r:id="rId128">
         <w:r>
           <w:rPr>
             <w:rStyle w:val="Hyperlink"/>
@@ -18780,8 +18888,8 @@
         <w:t xml:space="preserve">.</w:t>
       </w:r>
     </w:p>
-    <w:bookmarkEnd w:id="128"/>
-    <w:bookmarkStart w:id="130" w:name="ref-roder2015exploring"/>
+    <w:bookmarkEnd w:id="129"/>
+    <w:bookmarkStart w:id="131" w:name="ref-roder2015exploring"/>
     <w:p>
       <w:pPr>
         <w:pStyle w:val="Bibliography"/>
@@ -18811,7 +18919,7 @@
       <w:r>
         <w:t xml:space="preserve"> </w:t>
       </w:r>
-      <w:hyperlink r:id="rId129">
+      <w:hyperlink r:id="rId130">
         <w:r>
           <w:rPr>
             <w:rStyle w:val="Hyperlink"/>
@@ -18823,8 +18931,8 @@
         <w:t xml:space="preserve">.</w:t>
       </w:r>
     </w:p>
-    <w:bookmarkEnd w:id="130"/>
-    <w:bookmarkStart w:id="132" w:name="ref-scipy_assignment"/>
+    <w:bookmarkEnd w:id="131"/>
+    <w:bookmarkStart w:id="133" w:name="ref-scipy_assignment"/>
     <w:p>
       <w:pPr>
         <w:pStyle w:val="Bibliography"/>
@@ -18891,7 +18999,7 @@
       <w:r>
         <w:t xml:space="preserve"> </w:t>
       </w:r>
-      <w:hyperlink r:id="rId131">
+      <w:hyperlink r:id="rId132">
         <w:r>
           <w:rPr>
             <w:rStyle w:val="Hyperlink"/>
@@ -18903,8 +19011,8 @@
         <w:t xml:space="preserve">.</w:t>
       </w:r>
     </w:p>
-    <w:bookmarkEnd w:id="132"/>
-    <w:bookmarkStart w:id="134" w:name="ref-srivastava2017autoencoding"/>
+    <w:bookmarkEnd w:id="133"/>
+    <w:bookmarkStart w:id="135" w:name="ref-srivastava2017autoencoding"/>
     <w:p>
       <w:pPr>
         <w:pStyle w:val="Bibliography"/>
@@ -18934,7 +19042,7 @@
       <w:r>
         <w:t xml:space="preserve"> </w:t>
       </w:r>
-      <w:hyperlink r:id="rId133">
+      <w:hyperlink r:id="rId134">
         <w:r>
           <w:rPr>
             <w:rStyle w:val="Hyperlink"/>
@@ -18946,8 +19054,8 @@
         <w:t xml:space="preserve">.</w:t>
       </w:r>
     </w:p>
-    <w:bookmarkEnd w:id="134"/>
-    <w:bookmarkStart w:id="136" w:name="ref-vinh2010information"/>
+    <w:bookmarkEnd w:id="135"/>
+    <w:bookmarkStart w:id="137" w:name="ref-vinh2010information"/>
     <w:p>
       <w:pPr>
         <w:pStyle w:val="Bibliography"/>
@@ -18980,7 +19088,7 @@
       <w:r>
         <w:t xml:space="preserve"> </w:t>
       </w:r>
-      <w:hyperlink r:id="rId135">
+      <w:hyperlink r:id="rId136">
         <w:r>
           <w:rPr>
             <w:rStyle w:val="Hyperlink"/>
@@ -18992,8 +19100,8 @@
         <w:t xml:space="preserve">.</w:t>
       </w:r>
     </w:p>
-    <w:bookmarkEnd w:id="136"/>
-    <w:bookmarkStart w:id="138" w:name="ref-virtanen2020scipy"/>
+    <w:bookmarkEnd w:id="137"/>
+    <w:bookmarkStart w:id="139" w:name="ref-virtanen2020scipy"/>
     <w:p>
       <w:pPr>
         <w:pStyle w:val="Bibliography"/>
@@ -19047,7 +19155,7 @@
       <w:r>
         <w:t xml:space="preserve"> </w:t>
       </w:r>
-      <w:hyperlink r:id="rId137">
+      <w:hyperlink r:id="rId138">
         <w:r>
           <w:rPr>
             <w:rStyle w:val="Hyperlink"/>
@@ -19059,8 +19167,8 @@
         <w:t xml:space="preserve">.</w:t>
       </w:r>
     </w:p>
-    <w:bookmarkEnd w:id="138"/>
-    <w:bookmarkStart w:id="140" w:name="ref-zou2017pmlda"/>
+    <w:bookmarkEnd w:id="139"/>
+    <w:bookmarkStart w:id="141" w:name="ref-zou2017pmlda"/>
     <w:p>
       <w:pPr>
         <w:pStyle w:val="Bibliography"/>
@@ -19105,7 +19213,7 @@
       <w:r>
         <w:t xml:space="preserve"> </w:t>
       </w:r>
-      <w:hyperlink r:id="rId139">
+      <w:hyperlink r:id="rId140">
         <w:r>
           <w:rPr>
             <w:rStyle w:val="Hyperlink"/>
@@ -19117,9 +19225,9 @@
         <w:t xml:space="preserve">.</w:t>
       </w:r>
     </w:p>
-    <w:bookmarkEnd w:id="140"/>
     <w:bookmarkEnd w:id="141"/>
     <w:bookmarkEnd w:id="142"/>
+    <w:bookmarkEnd w:id="143"/>
     <w:sectPr>
       <w:footnotePr>
         <w:numRestart w:val="eachSect"/>

--- a/journal/word/main.docx
+++ b/journal/word/main.docx
@@ -17039,7 +17039,7 @@
       </w:r>
     </w:p>
     <w:bookmarkEnd w:id="72"/>
-    <w:bookmarkStart w:id="143" w:name="acknowledgements"/>
+    <w:bookmarkStart w:id="73" w:name="acknowledgements"/>
     <w:p>
       <w:pPr>
         <w:pStyle w:val="Heading1"/>
@@ -17152,8 +17152,255 @@
         <w:t xml:space="preserve">whose work this study rests on.</w:t>
       </w:r>
     </w:p>
-    <w:bookmarkStart w:id="142" w:name="refs"/>
-    <w:bookmarkStart w:id="74" w:name="ref-achanta2012slic"/>
+    <w:bookmarkEnd w:id="73"/>
+    <w:bookmarkStart w:id="74" w:name="conflict-of-interest"/>
+    <w:p>
+      <w:pPr>
+        <w:pStyle w:val="Heading1"/>
+      </w:pPr>
+      <w:r>
+        <w:t xml:space="preserve">Conflict of Interest</w:t>
+      </w:r>
+    </w:p>
+    <w:p>
+      <w:pPr>
+        <w:pStyle w:val="FirstParagraph"/>
+      </w:pPr>
+      <w:r>
+        <w:t xml:space="preserve">The author is a co-author of the HIDSAG dataset descriptor</w:t>
+      </w:r>
+      <w:r>
+        <w:t xml:space="preserve"> </w:t>
+      </w:r>
+      <w:r>
+        <w:t xml:space="preserve">publication </w:t>
+      </w:r>
+      <w:r>
+        <w:t xml:space="preserve">(Ehrenfeld et al. 2023)</w:t>
+      </w:r>
+      <w:r>
+        <w:t xml:space="preserve"> </w:t>
+      </w:r>
+      <w:r>
+        <w:t xml:space="preserve">and the accompanying data</w:t>
+      </w:r>
+      <w:r>
+        <w:t xml:space="preserve"> </w:t>
+      </w:r>
+      <w:r>
+        <w:t xml:space="preserve">release </w:t>
+      </w:r>
+      <w:r>
+        <w:t xml:space="preserve">(Ehrenfeld 2023)</w:t>
+      </w:r>
+      <w:r>
+        <w:t xml:space="preserve">. The present manuscript is</w:t>
+      </w:r>
+      <w:r>
+        <w:t xml:space="preserve"> </w:t>
+      </w:r>
+      <w:r>
+        <w:t xml:space="preserve">methodologically distinct: it proposes a twelve-axis evaluation</w:t>
+      </w:r>
+      <w:r>
+        <w:t xml:space="preserve"> </w:t>
+      </w:r>
+      <w:r>
+        <w:t xml:space="preserve">framework for topic models on hyperspectral imagery and applies</w:t>
+      </w:r>
+      <w:r>
+        <w:t xml:space="preserve"> </w:t>
+      </w:r>
+      <w:r>
+        <w:t xml:space="preserve">the framework, among other benchmarks, to the HIDSAG mineralogical</w:t>
+      </w:r>
+      <w:r>
+        <w:t xml:space="preserve"> </w:t>
+      </w:r>
+      <w:r>
+        <w:t xml:space="preserve">subsets. HIDSAG is cited as a data source, not as a methodological</w:t>
+      </w:r>
+      <w:r>
+        <w:t xml:space="preserve"> </w:t>
+      </w:r>
+      <w:r>
+        <w:t xml:space="preserve">contribution of this work. The author declares no other conflict</w:t>
+      </w:r>
+      <w:r>
+        <w:t xml:space="preserve"> </w:t>
+      </w:r>
+      <w:r>
+        <w:t xml:space="preserve">of interest.</w:t>
+      </w:r>
+    </w:p>
+    <w:bookmarkEnd w:id="74"/>
+    <w:bookmarkStart w:id="146" w:name="data-availability-statement"/>
+    <w:p>
+      <w:pPr>
+        <w:pStyle w:val="Heading1"/>
+      </w:pPr>
+      <w:r>
+        <w:t xml:space="preserve">Data Availability Statement</w:t>
+      </w:r>
+    </w:p>
+    <w:p>
+      <w:pPr>
+        <w:pStyle w:val="FirstParagraph"/>
+      </w:pPr>
+      <w:r>
+        <w:t xml:space="preserve">All numerical results in this manuscript derive from deterministic</w:t>
+      </w:r>
+      <w:r>
+        <w:t xml:space="preserve"> </w:t>
+      </w:r>
+      <w:r>
+        <w:t xml:space="preserve">artefacts under</w:t>
+      </w:r>
+      <w:r>
+        <w:t xml:space="preserve"> </w:t>
+      </w:r>
+      <w:r>
+        <w:rPr>
+          <w:rStyle w:val="VerbatimChar"/>
+        </w:rPr>
+        <w:t xml:space="preserve">data/derived/</w:t>
+      </w:r>
+      <w:r>
+        <w:t xml:space="preserve"> </w:t>
+      </w:r>
+      <w:r>
+        <w:t xml:space="preserve">in the companion code</w:t>
+      </w:r>
+      <w:r>
+        <w:t xml:space="preserve"> </w:t>
+      </w:r>
+      <w:r>
+        <w:t xml:space="preserve">repository at</w:t>
+      </w:r>
+      <w:r>
+        <w:t xml:space="preserve"> </w:t>
+      </w:r>
+      <w:hyperlink r:id="rId75">
+        <w:r>
+          <w:rPr>
+            <w:rStyle w:val="Hyperlink"/>
+          </w:rPr>
+          <w:t xml:space="preserve">https://github.com/fsantibanezleal/caos_lda_hsi</w:t>
+        </w:r>
+      </w:hyperlink>
+      <w:r>
+        <w:t xml:space="preserve">.</w:t>
+      </w:r>
+      <w:r>
+        <w:t xml:space="preserve"> </w:t>
+      </w:r>
+      <w:r>
+        <w:t xml:space="preserve">The HIDSAG database is available from</w:t>
+      </w:r>
+      <w:r>
+        <w:t xml:space="preserve"> </w:t>
+      </w:r>
+      <w:r>
+        <w:t xml:space="preserve">(Ehrenfeld 2023)</w:t>
+      </w:r>
+      <w:r>
+        <w:t xml:space="preserve">; the labelled hyperspectral benchmark</w:t>
+      </w:r>
+      <w:r>
+        <w:t xml:space="preserve"> </w:t>
+      </w:r>
+      <w:r>
+        <w:t xml:space="preserve">scenes (Indian Pines, Salinas, Salinas-A, Pavia U, KSC, Botswana)</w:t>
+      </w:r>
+      <w:r>
+        <w:t xml:space="preserve"> </w:t>
+      </w:r>
+      <w:r>
+        <w:t xml:space="preserve">are available from the UPV/EHU Hyperspectral Remote Sensing Scenes</w:t>
+      </w:r>
+      <w:r>
+        <w:t xml:space="preserve"> </w:t>
+      </w:r>
+      <w:r>
+        <w:t xml:space="preserve">collection</w:t>
+      </w:r>
+      <w:r>
+        <w:t xml:space="preserve"> </w:t>
+      </w:r>
+      <w:r>
+        <w:t xml:space="preserve">(Baumgardner et al. 2015; NASA/JPL Airborne Visible/Infrared Imaging Spectrometer Project 1998, 1996; German Aerospace Center (DLR) ROSIS sensor 2003; NASA EO-1 Hyperion Mission 2001)</w:t>
+      </w:r>
+      <w:r>
+        <w:t xml:space="preserve">.</w:t>
+      </w:r>
+      <w:r>
+        <w:t xml:space="preserve"> </w:t>
+      </w:r>
+      <w:r>
+        <w:t xml:space="preserve">The 1726-artefact derived bundle, the</w:t>
+      </w:r>
+      <w:r>
+        <w:t xml:space="preserve"> </w:t>
+      </w:r>
+      <w:r>
+        <w:rPr>
+          <w:rStyle w:val="VerbatimChar"/>
+        </w:rPr>
+        <w:t xml:space="preserve">build_*.py</w:t>
+      </w:r>
+      <w:r>
+        <w:t xml:space="preserve"> </w:t>
+      </w:r>
+      <w:r>
+        <w:t xml:space="preserve">pipeline source, the FastAPI backend, and the</w:t>
+      </w:r>
+      <w:r>
+        <w:t xml:space="preserve"> </w:t>
+      </w:r>
+      <w:r>
+        <w:t xml:space="preserve">React frontend ship under the MIT licence. A versioned snapshot</w:t>
+      </w:r>
+      <w:r>
+        <w:t xml:space="preserve"> </w:t>
+      </w:r>
+      <w:r>
+        <w:t xml:space="preserve">will be archived to Zenodo at the time of acceptance and the DOI</w:t>
+      </w:r>
+      <w:r>
+        <w:t xml:space="preserve"> </w:t>
+      </w:r>
+      <w:r>
+        <w:t xml:space="preserve">referenced here in the accepted version. The interactive</w:t>
+      </w:r>
+      <w:r>
+        <w:t xml:space="preserve"> </w:t>
+      </w:r>
+      <w:r>
+        <w:t xml:space="preserve">demonstration is hosted at</w:t>
+      </w:r>
+      <w:r>
+        <w:t xml:space="preserve"> </w:t>
+      </w:r>
+      <w:hyperlink r:id="rId69">
+        <w:r>
+          <w:rPr>
+            <w:rStyle w:val="Hyperlink"/>
+          </w:rPr>
+          <w:t xml:space="preserve">https://lda-hsi.fasl-work.com</w:t>
+        </w:r>
+      </w:hyperlink>
+      <w:r>
+        <w:t xml:space="preserve">; readers running into a 404 at</w:t>
+      </w:r>
+      <w:r>
+        <w:t xml:space="preserve"> </w:t>
+      </w:r>
+      <w:r>
+        <w:t xml:space="preserve">year +2 should fall back to the Zenodo snapshot.</w:t>
+      </w:r>
+    </w:p>
+    <w:bookmarkStart w:id="145" w:name="refs"/>
+    <w:bookmarkStart w:id="77" w:name="ref-achanta2012slic"/>
     <w:p>
       <w:pPr>
         <w:pStyle w:val="Bibliography"/>
@@ -17195,7 +17442,7 @@
       <w:r>
         <w:t xml:space="preserve"> </w:t>
       </w:r>
-      <w:hyperlink r:id="rId73">
+      <w:hyperlink r:id="rId76">
         <w:r>
           <w:rPr>
             <w:rStyle w:val="Hyperlink"/>
@@ -17207,8 +17454,8 @@
         <w:t xml:space="preserve">.</w:t>
       </w:r>
     </w:p>
-    <w:bookmarkEnd w:id="74"/>
-    <w:bookmarkStart w:id="76" w:name="ref-baumgardner1992indianpines"/>
+    <w:bookmarkEnd w:id="77"/>
+    <w:bookmarkStart w:id="79" w:name="ref-baumgardner1992indianpines"/>
     <w:p>
       <w:pPr>
         <w:pStyle w:val="Bibliography"/>
@@ -17330,7 +17577,7 @@
       <w:r>
         <w:t xml:space="preserve"> </w:t>
       </w:r>
-      <w:hyperlink r:id="rId75">
+      <w:hyperlink r:id="rId78">
         <w:r>
           <w:rPr>
             <w:rStyle w:val="Hyperlink"/>
@@ -17342,8 +17589,8 @@
         <w:t xml:space="preserve">.</w:t>
       </w:r>
     </w:p>
-    <w:bookmarkEnd w:id="76"/>
-    <w:bookmarkStart w:id="78" w:name="ref-bioucasdias2012unmixing"/>
+    <w:bookmarkEnd w:id="79"/>
+    <w:bookmarkStart w:id="81" w:name="ref-bioucasdias2012unmixing"/>
     <w:p>
       <w:pPr>
         <w:pStyle w:val="Bibliography"/>
@@ -17376,7 +17623,7 @@
       <w:r>
         <w:t xml:space="preserve"> </w:t>
       </w:r>
-      <w:hyperlink r:id="rId77">
+      <w:hyperlink r:id="rId80">
         <w:r>
           <w:rPr>
             <w:rStyle w:val="Hyperlink"/>
@@ -17388,8 +17635,8 @@
         <w:t xml:space="preserve">.</w:t>
       </w:r>
     </w:p>
-    <w:bookmarkEnd w:id="78"/>
-    <w:bookmarkStart w:id="80" w:name="ref-blei2003lda"/>
+    <w:bookmarkEnd w:id="81"/>
+    <w:bookmarkStart w:id="83" w:name="ref-blei2003lda"/>
     <w:p>
       <w:pPr>
         <w:pStyle w:val="Bibliography"/>
@@ -17434,7 +17681,7 @@
       <w:r>
         <w:t xml:space="preserve"> </w:t>
       </w:r>
-      <w:hyperlink r:id="rId79">
+      <w:hyperlink r:id="rId82">
         <w:r>
           <w:rPr>
             <w:rStyle w:val="Hyperlink"/>
@@ -17446,8 +17693,8 @@
         <w:t xml:space="preserve">.</w:t>
       </w:r>
     </w:p>
-    <w:bookmarkEnd w:id="80"/>
-    <w:bookmarkStart w:id="82" w:name="ref-camps2014advances"/>
+    <w:bookmarkEnd w:id="83"/>
+    <w:bookmarkStart w:id="85" w:name="ref-camps2014advances"/>
     <w:p>
       <w:pPr>
         <w:pStyle w:val="Bibliography"/>
@@ -17492,7 +17739,7 @@
       <w:r>
         <w:t xml:space="preserve"> </w:t>
       </w:r>
-      <w:hyperlink r:id="rId81">
+      <w:hyperlink r:id="rId84">
         <w:r>
           <w:rPr>
             <w:rStyle w:val="Hyperlink"/>
@@ -17504,8 +17751,8 @@
         <w:t xml:space="preserve">.</w:t>
       </w:r>
     </w:p>
-    <w:bookmarkEnd w:id="82"/>
-    <w:bookmarkStart w:id="84" w:name="ref-chen2014deep"/>
+    <w:bookmarkEnd w:id="85"/>
+    <w:bookmarkStart w:id="87" w:name="ref-chen2014deep"/>
     <w:p>
       <w:pPr>
         <w:pStyle w:val="Bibliography"/>
@@ -17538,7 +17785,7 @@
       <w:r>
         <w:t xml:space="preserve"> </w:t>
       </w:r>
-      <w:hyperlink r:id="rId83">
+      <w:hyperlink r:id="rId86">
         <w:r>
           <w:rPr>
             <w:rStyle w:val="Hyperlink"/>
@@ -17550,8 +17797,8 @@
         <w:t xml:space="preserve">.</w:t>
       </w:r>
     </w:p>
-    <w:bookmarkEnd w:id="84"/>
-    <w:bookmarkStart w:id="86" w:name="ref-dieng2020topic"/>
+    <w:bookmarkEnd w:id="87"/>
+    <w:bookmarkStart w:id="89" w:name="ref-dieng2020topic"/>
     <w:p>
       <w:pPr>
         <w:pStyle w:val="Bibliography"/>
@@ -17584,7 +17831,7 @@
       <w:r>
         <w:t xml:space="preserve"> </w:t>
       </w:r>
-      <w:hyperlink r:id="rId85">
+      <w:hyperlink r:id="rId88">
         <w:r>
           <w:rPr>
             <w:rStyle w:val="Hyperlink"/>
@@ -17596,8 +17843,8 @@
         <w:t xml:space="preserve">.</w:t>
       </w:r>
     </w:p>
-    <w:bookmarkEnd w:id="86"/>
-    <w:bookmarkStart w:id="88" w:name="ref-hidsag2023figshare"/>
+    <w:bookmarkEnd w:id="89"/>
+    <w:bookmarkStart w:id="91" w:name="ref-hidsag2023figshare"/>
     <w:p>
       <w:pPr>
         <w:pStyle w:val="Bibliography"/>
@@ -17628,7 +17875,7 @@
       <w:r>
         <w:t xml:space="preserve"> </w:t>
       </w:r>
-      <w:hyperlink r:id="rId87">
+      <w:hyperlink r:id="rId90">
         <w:r>
           <w:rPr>
             <w:rStyle w:val="Hyperlink"/>
@@ -17642,7 +17889,7 @@
       <w:r>
         <w:t xml:space="preserve"> </w:t>
       </w:r>
-      <w:hyperlink r:id="rId87">
+      <w:hyperlink r:id="rId90">
         <w:r>
           <w:rPr>
             <w:rStyle w:val="Hyperlink"/>
@@ -17654,8 +17901,8 @@
         <w:t xml:space="preserve">.</w:t>
       </w:r>
     </w:p>
-    <w:bookmarkEnd w:id="88"/>
-    <w:bookmarkStart w:id="90" w:name="ref-hidsag2023"/>
+    <w:bookmarkEnd w:id="91"/>
+    <w:bookmarkStart w:id="93" w:name="ref-hidsag2023"/>
     <w:p>
       <w:pPr>
         <w:pStyle w:val="Bibliography"/>
@@ -17694,7 +17941,7 @@
       <w:r>
         <w:t xml:space="preserve"> </w:t>
       </w:r>
-      <w:hyperlink r:id="rId89">
+      <w:hyperlink r:id="rId92">
         <w:r>
           <w:rPr>
             <w:rStyle w:val="Hyperlink"/>
@@ -17706,8 +17953,8 @@
         <w:t xml:space="preserve">.</w:t>
       </w:r>
     </w:p>
-    <w:bookmarkEnd w:id="90"/>
-    <w:bookmarkStart w:id="92" w:name="ref-felzenszwalb2004efficient"/>
+    <w:bookmarkEnd w:id="93"/>
+    <w:bookmarkStart w:id="95" w:name="ref-felzenszwalb2004efficient"/>
     <w:p>
       <w:pPr>
         <w:pStyle w:val="Bibliography"/>
@@ -17740,7 +17987,7 @@
       <w:r>
         <w:t xml:space="preserve"> </w:t>
       </w:r>
-      <w:hyperlink r:id="rId91">
+      <w:hyperlink r:id="rId94">
         <w:r>
           <w:rPr>
             <w:rStyle w:val="Hyperlink"/>
@@ -17752,8 +17999,8 @@
         <w:t xml:space="preserve">.</w:t>
       </w:r>
     </w:p>
-    <w:bookmarkEnd w:id="92"/>
-    <w:bookmarkStart w:id="95" w:name="ref-rosis_pavia"/>
+    <w:bookmarkEnd w:id="95"/>
+    <w:bookmarkStart w:id="98" w:name="ref-rosis_pavia"/>
     <w:p>
       <w:pPr>
         <w:pStyle w:val="Bibliography"/>
@@ -17819,7 +18066,7 @@
       <w:r>
         <w:t xml:space="preserve"> </w:t>
       </w:r>
-      <w:hyperlink r:id="rId93">
+      <w:hyperlink r:id="rId96">
         <w:r>
           <w:rPr>
             <w:rStyle w:val="Hyperlink"/>
@@ -17833,7 +18080,7 @@
       <w:r>
         <w:t xml:space="preserve"> </w:t>
       </w:r>
-      <w:hyperlink r:id="rId94">
+      <w:hyperlink r:id="rId97">
         <w:r>
           <w:rPr>
             <w:rStyle w:val="Hyperlink"/>
@@ -17845,8 +18092,8 @@
         <w:t xml:space="preserve">.</w:t>
       </w:r>
     </w:p>
-    <w:bookmarkEnd w:id="95"/>
-    <w:bookmarkStart w:id="97" w:name="ref-harris2020numpy"/>
+    <w:bookmarkEnd w:id="98"/>
+    <w:bookmarkStart w:id="100" w:name="ref-harris2020numpy"/>
     <w:p>
       <w:pPr>
         <w:pStyle w:val="Bibliography"/>
@@ -17891,7 +18138,7 @@
       <w:r>
         <w:t xml:space="preserve"> </w:t>
       </w:r>
-      <w:hyperlink r:id="rId96">
+      <w:hyperlink r:id="rId99">
         <w:r>
           <w:rPr>
             <w:rStyle w:val="Hyperlink"/>
@@ -17903,8 +18150,8 @@
         <w:t xml:space="preserve">.</w:t>
       </w:r>
     </w:p>
-    <w:bookmarkEnd w:id="97"/>
-    <w:bookmarkStart w:id="99" w:name="ref-higgins2017betavae"/>
+    <w:bookmarkEnd w:id="100"/>
+    <w:bookmarkStart w:id="102" w:name="ref-higgins2017betavae"/>
     <w:p>
       <w:pPr>
         <w:pStyle w:val="Bibliography"/>
@@ -17940,7 +18187,7 @@
       <w:r>
         <w:t xml:space="preserve"> </w:t>
       </w:r>
-      <w:hyperlink r:id="rId98">
+      <w:hyperlink r:id="rId101">
         <w:r>
           <w:rPr>
             <w:rStyle w:val="Hyperlink"/>
@@ -17952,8 +18199,8 @@
         <w:t xml:space="preserve">.</w:t>
       </w:r>
     </w:p>
-    <w:bookmarkEnd w:id="99"/>
-    <w:bookmarkStart w:id="101" w:name="ref-hoffman2010online"/>
+    <w:bookmarkEnd w:id="102"/>
+    <w:bookmarkStart w:id="104" w:name="ref-hoffman2010online"/>
     <w:p>
       <w:pPr>
         <w:pStyle w:val="Bibliography"/>
@@ -18005,7 +18252,7 @@
       <w:r>
         <w:t xml:space="preserve"> </w:t>
       </w:r>
-      <w:hyperlink r:id="rId100">
+      <w:hyperlink r:id="rId103">
         <w:r>
           <w:rPr>
             <w:rStyle w:val="Hyperlink"/>
@@ -18017,8 +18264,8 @@
         <w:t xml:space="preserve">.</w:t>
       </w:r>
     </w:p>
-    <w:bookmarkEnd w:id="101"/>
-    <w:bookmarkStart w:id="103" w:name="ref-hubert1985ari"/>
+    <w:bookmarkEnd w:id="104"/>
+    <w:bookmarkStart w:id="106" w:name="ref-hubert1985ari"/>
     <w:p>
       <w:pPr>
         <w:pStyle w:val="Bibliography"/>
@@ -18051,7 +18298,7 @@
       <w:r>
         <w:t xml:space="preserve"> </w:t>
       </w:r>
-      <w:hyperlink r:id="rId102">
+      <w:hyperlink r:id="rId105">
         <w:r>
           <w:rPr>
             <w:rStyle w:val="Hyperlink"/>
@@ -18063,8 +18310,8 @@
         <w:t xml:space="preserve">.</w:t>
       </w:r>
     </w:p>
-    <w:bookmarkEnd w:id="103"/>
-    <w:bookmarkStart w:id="105" w:name="ref-kingma2014auto"/>
+    <w:bookmarkEnd w:id="106"/>
+    <w:bookmarkStart w:id="108" w:name="ref-kingma2014auto"/>
     <w:p>
       <w:pPr>
         <w:pStyle w:val="Bibliography"/>
@@ -18103,7 +18350,7 @@
       <w:r>
         <w:t xml:space="preserve"> </w:t>
       </w:r>
-      <w:hyperlink r:id="rId104">
+      <w:hyperlink r:id="rId107">
         <w:r>
           <w:rPr>
             <w:rStyle w:val="Hyperlink"/>
@@ -18115,8 +18362,8 @@
         <w:t xml:space="preserve">.</w:t>
       </w:r>
     </w:p>
-    <w:bookmarkEnd w:id="105"/>
-    <w:bookmarkStart w:id="107" w:name="ref-kuhn1955hungarian"/>
+    <w:bookmarkEnd w:id="108"/>
+    <w:bookmarkStart w:id="110" w:name="ref-kuhn1955hungarian"/>
     <w:p>
       <w:pPr>
         <w:pStyle w:val="Bibliography"/>
@@ -18161,7 +18408,7 @@
       <w:r>
         <w:t xml:space="preserve"> </w:t>
       </w:r>
-      <w:hyperlink r:id="rId106">
+      <w:hyperlink r:id="rId109">
         <w:r>
           <w:rPr>
             <w:rStyle w:val="Hyperlink"/>
@@ -18173,8 +18420,8 @@
         <w:t xml:space="preserve">.</w:t>
       </w:r>
     </w:p>
-    <w:bookmarkEnd w:id="107"/>
-    <w:bookmarkStart w:id="109" w:name="ref-liu2019hsilda"/>
+    <w:bookmarkEnd w:id="110"/>
+    <w:bookmarkStart w:id="112" w:name="ref-liu2019hsilda"/>
     <w:p>
       <w:pPr>
         <w:pStyle w:val="Bibliography"/>
@@ -18219,7 +18466,7 @@
       <w:r>
         <w:t xml:space="preserve"> </w:t>
       </w:r>
-      <w:hyperlink r:id="rId108">
+      <w:hyperlink r:id="rId111">
         <w:r>
           <w:rPr>
             <w:rStyle w:val="Hyperlink"/>
@@ -18231,8 +18478,8 @@
         <w:t xml:space="preserve">.</w:t>
       </w:r>
     </w:p>
-    <w:bookmarkEnd w:id="109"/>
-    <w:bookmarkStart w:id="111" w:name="ref-miao2016neural"/>
+    <w:bookmarkEnd w:id="112"/>
+    <w:bookmarkStart w:id="114" w:name="ref-miao2016neural"/>
     <w:p>
       <w:pPr>
         <w:pStyle w:val="Bibliography"/>
@@ -18262,7 +18509,7 @@
       <w:r>
         <w:t xml:space="preserve"> </w:t>
       </w:r>
-      <w:hyperlink r:id="rId110">
+      <w:hyperlink r:id="rId113">
         <w:r>
           <w:rPr>
             <w:rStyle w:val="Hyperlink"/>
@@ -18274,8 +18521,8 @@
         <w:t xml:space="preserve">.</w:t>
       </w:r>
     </w:p>
-    <w:bookmarkEnd w:id="111"/>
-    <w:bookmarkStart w:id="113" w:name="ref-eo1_botswana"/>
+    <w:bookmarkEnd w:id="114"/>
+    <w:bookmarkStart w:id="116" w:name="ref-eo1_botswana"/>
     <w:p>
       <w:pPr>
         <w:pStyle w:val="Bibliography"/>
@@ -18341,7 +18588,7 @@
       <w:r>
         <w:t xml:space="preserve"> </w:t>
       </w:r>
-      <w:hyperlink r:id="rId112">
+      <w:hyperlink r:id="rId115">
         <w:r>
           <w:rPr>
             <w:rStyle w:val="Hyperlink"/>
@@ -18355,7 +18602,7 @@
       <w:r>
         <w:t xml:space="preserve"> </w:t>
       </w:r>
-      <w:hyperlink r:id="rId112">
+      <w:hyperlink r:id="rId115">
         <w:r>
           <w:rPr>
             <w:rStyle w:val="Hyperlink"/>
@@ -18367,8 +18614,8 @@
         <w:t xml:space="preserve">.</w:t>
       </w:r>
     </w:p>
-    <w:bookmarkEnd w:id="113"/>
-    <w:bookmarkStart w:id="115" w:name="ref-aviris_ksc"/>
+    <w:bookmarkEnd w:id="116"/>
+    <w:bookmarkStart w:id="118" w:name="ref-aviris_ksc"/>
     <w:p>
       <w:pPr>
         <w:pStyle w:val="Bibliography"/>
@@ -18448,7 +18695,7 @@
       <w:r>
         <w:t xml:space="preserve"> </w:t>
       </w:r>
-      <w:hyperlink r:id="rId114">
+      <w:hyperlink r:id="rId117">
         <w:r>
           <w:rPr>
             <w:rStyle w:val="Hyperlink"/>
@@ -18462,7 +18709,7 @@
       <w:r>
         <w:t xml:space="preserve"> </w:t>
       </w:r>
-      <w:hyperlink r:id="rId114">
+      <w:hyperlink r:id="rId117">
         <w:r>
           <w:rPr>
             <w:rStyle w:val="Hyperlink"/>
@@ -18474,8 +18721,8 @@
         <w:t xml:space="preserve">.</w:t>
       </w:r>
     </w:p>
-    <w:bookmarkEnd w:id="115"/>
-    <w:bookmarkStart w:id="117" w:name="ref-aviris_salinas"/>
+    <w:bookmarkEnd w:id="118"/>
+    <w:bookmarkStart w:id="120" w:name="ref-aviris_salinas"/>
     <w:p>
       <w:pPr>
         <w:pStyle w:val="Bibliography"/>
@@ -18541,7 +18788,7 @@
       <w:r>
         <w:t xml:space="preserve"> </w:t>
       </w:r>
-      <w:hyperlink r:id="rId116">
+      <w:hyperlink r:id="rId119">
         <w:r>
           <w:rPr>
             <w:rStyle w:val="Hyperlink"/>
@@ -18555,7 +18802,7 @@
       <w:r>
         <w:t xml:space="preserve"> </w:t>
       </w:r>
-      <w:hyperlink r:id="rId116">
+      <w:hyperlink r:id="rId119">
         <w:r>
           <w:rPr>
             <w:rStyle w:val="Hyperlink"/>
@@ -18567,8 +18814,8 @@
         <w:t xml:space="preserve">.</w:t>
       </w:r>
     </w:p>
-    <w:bookmarkEnd w:id="117"/>
-    <w:bookmarkStart w:id="119" w:name="ref-nascimento2005vca"/>
+    <w:bookmarkEnd w:id="120"/>
+    <w:bookmarkStart w:id="122" w:name="ref-nascimento2005vca"/>
     <w:p>
       <w:pPr>
         <w:pStyle w:val="Bibliography"/>
@@ -18613,7 +18860,7 @@
       <w:r>
         <w:t xml:space="preserve"> </w:t>
       </w:r>
-      <w:hyperlink r:id="rId118">
+      <w:hyperlink r:id="rId121">
         <w:r>
           <w:rPr>
             <w:rStyle w:val="Hyperlink"/>
@@ -18625,8 +18872,8 @@
         <w:t xml:space="preserve">.</w:t>
       </w:r>
     </w:p>
-    <w:bookmarkEnd w:id="119"/>
-    <w:bookmarkStart w:id="121" w:name="ref-paoletti2019deep"/>
+    <w:bookmarkEnd w:id="122"/>
+    <w:bookmarkStart w:id="124" w:name="ref-paoletti2019deep"/>
     <w:p>
       <w:pPr>
         <w:pStyle w:val="Bibliography"/>
@@ -18671,7 +18918,7 @@
       <w:r>
         <w:t xml:space="preserve"> </w:t>
       </w:r>
-      <w:hyperlink r:id="rId120">
+      <w:hyperlink r:id="rId123">
         <w:r>
           <w:rPr>
             <w:rStyle w:val="Hyperlink"/>
@@ -18683,8 +18930,8 @@
         <w:t xml:space="preserve">.</w:t>
       </w:r>
     </w:p>
-    <w:bookmarkEnd w:id="121"/>
-    <w:bookmarkStart w:id="123" w:name="ref-pedregosa2011scikit"/>
+    <w:bookmarkEnd w:id="124"/>
+    <w:bookmarkStart w:id="126" w:name="ref-pedregosa2011scikit"/>
     <w:p>
       <w:pPr>
         <w:pStyle w:val="Bibliography"/>
@@ -18726,7 +18973,7 @@
       <w:r>
         <w:t xml:space="preserve"> </w:t>
       </w:r>
-      <w:hyperlink r:id="rId122">
+      <w:hyperlink r:id="rId125">
         <w:r>
           <w:rPr>
             <w:rStyle w:val="Hyperlink"/>
@@ -18738,8 +18985,8 @@
         <w:t xml:space="preserve">.</w:t>
       </w:r>
     </w:p>
-    <w:bookmarkEnd w:id="123"/>
-    <w:bookmarkStart w:id="125" w:name="ref-pineau2021nature"/>
+    <w:bookmarkEnd w:id="126"/>
+    <w:bookmarkStart w:id="128" w:name="ref-pineau2021nature"/>
     <w:p>
       <w:pPr>
         <w:pStyle w:val="Bibliography"/>
@@ -18787,7 +19034,7 @@
       <w:r>
         <w:t xml:space="preserve"> </w:t>
       </w:r>
-      <w:hyperlink r:id="rId124">
+      <w:hyperlink r:id="rId127">
         <w:r>
           <w:rPr>
             <w:rStyle w:val="Hyperlink"/>
@@ -18799,8 +19046,8 @@
         <w:t xml:space="preserve">.</w:t>
       </w:r>
     </w:p>
-    <w:bookmarkEnd w:id="125"/>
-    <w:bookmarkStart w:id="127" w:name="ref-plaza2009recent"/>
+    <w:bookmarkEnd w:id="128"/>
+    <w:bookmarkStart w:id="130" w:name="ref-plaza2009recent"/>
     <w:p>
       <w:pPr>
         <w:pStyle w:val="Bibliography"/>
@@ -18833,7 +19080,7 @@
       <w:r>
         <w:t xml:space="preserve"> </w:t>
       </w:r>
-      <w:hyperlink r:id="rId126">
+      <w:hyperlink r:id="rId129">
         <w:r>
           <w:rPr>
             <w:rStyle w:val="Hyperlink"/>
@@ -18845,8 +19092,8 @@
         <w:t xml:space="preserve">.</w:t>
       </w:r>
     </w:p>
-    <w:bookmarkEnd w:id="127"/>
-    <w:bookmarkStart w:id="129" w:name="ref-rehurek2010gensim"/>
+    <w:bookmarkEnd w:id="130"/>
+    <w:bookmarkStart w:id="132" w:name="ref-rehurek2010gensim"/>
     <w:p>
       <w:pPr>
         <w:pStyle w:val="Bibliography"/>
@@ -18876,7 +19123,7 @@
       <w:r>
         <w:t xml:space="preserve"> </w:t>
       </w:r>
-      <w:hyperlink r:id="rId128">
+      <w:hyperlink r:id="rId131">
         <w:r>
           <w:rPr>
             <w:rStyle w:val="Hyperlink"/>
@@ -18888,8 +19135,8 @@
         <w:t xml:space="preserve">.</w:t>
       </w:r>
     </w:p>
-    <w:bookmarkEnd w:id="129"/>
-    <w:bookmarkStart w:id="131" w:name="ref-roder2015exploring"/>
+    <w:bookmarkEnd w:id="132"/>
+    <w:bookmarkStart w:id="134" w:name="ref-roder2015exploring"/>
     <w:p>
       <w:pPr>
         <w:pStyle w:val="Bibliography"/>
@@ -18919,7 +19166,7 @@
       <w:r>
         <w:t xml:space="preserve"> </w:t>
       </w:r>
-      <w:hyperlink r:id="rId130">
+      <w:hyperlink r:id="rId133">
         <w:r>
           <w:rPr>
             <w:rStyle w:val="Hyperlink"/>
@@ -18931,8 +19178,8 @@
         <w:t xml:space="preserve">.</w:t>
       </w:r>
     </w:p>
-    <w:bookmarkEnd w:id="131"/>
-    <w:bookmarkStart w:id="133" w:name="ref-scipy_assignment"/>
+    <w:bookmarkEnd w:id="134"/>
+    <w:bookmarkStart w:id="136" w:name="ref-scipy_assignment"/>
     <w:p>
       <w:pPr>
         <w:pStyle w:val="Bibliography"/>
@@ -18999,7 +19246,7 @@
       <w:r>
         <w:t xml:space="preserve"> </w:t>
       </w:r>
-      <w:hyperlink r:id="rId132">
+      <w:hyperlink r:id="rId135">
         <w:r>
           <w:rPr>
             <w:rStyle w:val="Hyperlink"/>
@@ -19011,8 +19258,8 @@
         <w:t xml:space="preserve">.</w:t>
       </w:r>
     </w:p>
-    <w:bookmarkEnd w:id="133"/>
-    <w:bookmarkStart w:id="135" w:name="ref-srivastava2017autoencoding"/>
+    <w:bookmarkEnd w:id="136"/>
+    <w:bookmarkStart w:id="138" w:name="ref-srivastava2017autoencoding"/>
     <w:p>
       <w:pPr>
         <w:pStyle w:val="Bibliography"/>
@@ -19042,7 +19289,7 @@
       <w:r>
         <w:t xml:space="preserve"> </w:t>
       </w:r>
-      <w:hyperlink r:id="rId134">
+      <w:hyperlink r:id="rId137">
         <w:r>
           <w:rPr>
             <w:rStyle w:val="Hyperlink"/>
@@ -19054,8 +19301,8 @@
         <w:t xml:space="preserve">.</w:t>
       </w:r>
     </w:p>
-    <w:bookmarkEnd w:id="135"/>
-    <w:bookmarkStart w:id="137" w:name="ref-vinh2010information"/>
+    <w:bookmarkEnd w:id="138"/>
+    <w:bookmarkStart w:id="140" w:name="ref-vinh2010information"/>
     <w:p>
       <w:pPr>
         <w:pStyle w:val="Bibliography"/>
@@ -19088,7 +19335,7 @@
       <w:r>
         <w:t xml:space="preserve"> </w:t>
       </w:r>
-      <w:hyperlink r:id="rId136">
+      <w:hyperlink r:id="rId139">
         <w:r>
           <w:rPr>
             <w:rStyle w:val="Hyperlink"/>
@@ -19100,8 +19347,8 @@
         <w:t xml:space="preserve">.</w:t>
       </w:r>
     </w:p>
-    <w:bookmarkEnd w:id="137"/>
-    <w:bookmarkStart w:id="139" w:name="ref-virtanen2020scipy"/>
+    <w:bookmarkEnd w:id="140"/>
+    <w:bookmarkStart w:id="142" w:name="ref-virtanen2020scipy"/>
     <w:p>
       <w:pPr>
         <w:pStyle w:val="Bibliography"/>
@@ -19155,7 +19402,7 @@
       <w:r>
         <w:t xml:space="preserve"> </w:t>
       </w:r>
-      <w:hyperlink r:id="rId138">
+      <w:hyperlink r:id="rId141">
         <w:r>
           <w:rPr>
             <w:rStyle w:val="Hyperlink"/>
@@ -19167,8 +19414,8 @@
         <w:t xml:space="preserve">.</w:t>
       </w:r>
     </w:p>
-    <w:bookmarkEnd w:id="139"/>
-    <w:bookmarkStart w:id="141" w:name="ref-zou2017pmlda"/>
+    <w:bookmarkEnd w:id="142"/>
+    <w:bookmarkStart w:id="144" w:name="ref-zou2017pmlda"/>
     <w:p>
       <w:pPr>
         <w:pStyle w:val="Bibliography"/>
@@ -19213,7 +19460,7 @@
       <w:r>
         <w:t xml:space="preserve"> </w:t>
       </w:r>
-      <w:hyperlink r:id="rId140">
+      <w:hyperlink r:id="rId143">
         <w:r>
           <w:rPr>
             <w:rStyle w:val="Hyperlink"/>
@@ -19225,9 +19472,9 @@
         <w:t xml:space="preserve">.</w:t>
       </w:r>
     </w:p>
-    <w:bookmarkEnd w:id="141"/>
-    <w:bookmarkEnd w:id="142"/>
-    <w:bookmarkEnd w:id="143"/>
+    <w:bookmarkEnd w:id="144"/>
+    <w:bookmarkEnd w:id="145"/>
+    <w:bookmarkEnd w:id="146"/>
     <w:sectPr>
       <w:footnotePr>
         <w:numRestart w:val="eachSect"/>
